--- a/07.Variables.docx
+++ b/07.Variables.docx
@@ -1,6 +1,6 @@
 
 <file path=word/document.xml><?xml version="1.0" encoding="utf-8"?>
-<w:document xmlns:wpc="http://schemas.microsoft.com/office/word/2010/wordprocessingCanvas" xmlns:cx="http://schemas.microsoft.com/office/drawing/2014/chartex" xmlns:cx1="http://schemas.microsoft.com/office/drawing/2015/9/8/chartex" xmlns:cx2="http://schemas.microsoft.com/office/drawing/2015/10/21/chartex" xmlns:cx3="http://schemas.microsoft.com/office/drawing/2016/5/9/chartex" xmlns:cx4="http://schemas.microsoft.com/office/drawing/2016/5/10/chartex" xmlns:cx5="http://schemas.microsoft.com/office/drawing/2016/5/11/chartex" xmlns:cx6="http://schemas.microsoft.com/office/drawing/2016/5/12/chartex" xmlns:cx7="http://schemas.microsoft.com/office/drawing/2016/5/13/chartex" xmlns:cx8="http://schemas.microsoft.com/office/drawing/2016/5/14/chartex" xmlns:mc="http://schemas.openxmlformats.org/markup-compatibility/2006" xmlns:aink="http://schemas.microsoft.com/office/drawing/2016/ink" xmlns:am3d="http://schemas.microsoft.com/office/drawing/2017/model3d" xmlns:o="urn:schemas-microsoft-com:office:office" xmlns:oel="http://schemas.microsoft.com/office/2019/extlst" xmlns:r="http://schemas.openxmlformats.org/officeDocument/2006/relationships" xmlns:m="http://schemas.openxmlformats.org/officeDocument/2006/math" xmlns:v="urn:schemas-microsoft-com:vml" xmlns:wp14="http://schemas.microsoft.com/office/word/2010/wordprocessingDrawing" xmlns:wp="http://schemas.openxmlformats.org/drawingml/2006/wordprocessingDrawing" xmlns:w10="urn:schemas-microsoft-com:office:word" xmlns:w="http://schemas.openxmlformats.org/wordprocessingml/2006/main" xmlns:w14="http://schemas.microsoft.com/office/word/2010/wordml" xmlns:w15="http://schemas.microsoft.com/office/word/2012/wordml" xmlns:w16cex="http://schemas.microsoft.com/office/word/2018/wordml/cex" xmlns:w16cid="http://schemas.microsoft.com/office/word/2016/wordml/cid" xmlns:w16="http://schemas.microsoft.com/office/word/2018/wordml" xmlns:w16sdtdh="http://schemas.microsoft.com/office/word/2020/wordml/sdtdatahash" xmlns:w16se="http://schemas.microsoft.com/office/word/2015/wordml/symex" xmlns:wpg="http://schemas.microsoft.com/office/word/2010/wordprocessingGroup" xmlns:wpi="http://schemas.microsoft.com/office/word/2010/wordprocessingInk" xmlns:wne="http://schemas.microsoft.com/office/word/2006/wordml" xmlns:wps="http://schemas.microsoft.com/office/word/2010/wordprocessingShape" mc:Ignorable="w14 w15 w16se w16cid w16 w16cex w16sdtdh wp14">
+<w:document xmlns:wpc="http://schemas.microsoft.com/office/word/2010/wordprocessingCanvas" xmlns:cx="http://schemas.microsoft.com/office/drawing/2014/chartex" xmlns:cx1="http://schemas.microsoft.com/office/drawing/2015/9/8/chartex" xmlns:cx2="http://schemas.microsoft.com/office/drawing/2015/10/21/chartex" xmlns:cx3="http://schemas.microsoft.com/office/drawing/2016/5/9/chartex" xmlns:cx4="http://schemas.microsoft.com/office/drawing/2016/5/10/chartex" xmlns:cx5="http://schemas.microsoft.com/office/drawing/2016/5/11/chartex" xmlns:cx6="http://schemas.microsoft.com/office/drawing/2016/5/12/chartex" xmlns:cx7="http://schemas.microsoft.com/office/drawing/2016/5/13/chartex" xmlns:cx8="http://schemas.microsoft.com/office/drawing/2016/5/14/chartex" xmlns:mc="http://schemas.openxmlformats.org/markup-compatibility/2006" xmlns:aink="http://schemas.microsoft.com/office/drawing/2016/ink" xmlns:am3d="http://schemas.microsoft.com/office/drawing/2017/model3d" xmlns:o="urn:schemas-microsoft-com:office:office" xmlns:oel="http://schemas.microsoft.com/office/2019/extlst" xmlns:r="http://schemas.openxmlformats.org/officeDocument/2006/relationships" xmlns:m="http://schemas.openxmlformats.org/officeDocument/2006/math" xmlns:v="urn:schemas-microsoft-com:vml" xmlns:wp14="http://schemas.microsoft.com/office/word/2010/wordprocessingDrawing" xmlns:wp="http://schemas.openxmlformats.org/drawingml/2006/wordprocessingDrawing" xmlns:w10="urn:schemas-microsoft-com:office:word" xmlns:w="http://schemas.openxmlformats.org/wordprocessingml/2006/main" xmlns:w14="http://schemas.microsoft.com/office/word/2010/wordml" xmlns:w15="http://schemas.microsoft.com/office/word/2012/wordml" xmlns:w16cex="http://schemas.microsoft.com/office/word/2018/wordml/cex" xmlns:w16cid="http://schemas.microsoft.com/office/word/2016/wordml/cid" xmlns:w16="http://schemas.microsoft.com/office/word/2018/wordml" xmlns:w16du="http://schemas.microsoft.com/office/word/2023/wordml/word16du" xmlns:w16sdtdh="http://schemas.microsoft.com/office/word/2020/wordml/sdtdatahash" xmlns:w16sdtfl="http://schemas.microsoft.com/office/word/2024/wordml/sdtformatlock" xmlns:w16se="http://schemas.microsoft.com/office/word/2015/wordml/symex" xmlns:wpg="http://schemas.microsoft.com/office/word/2010/wordprocessingGroup" xmlns:wpi="http://schemas.microsoft.com/office/word/2010/wordprocessingInk" xmlns:wne="http://schemas.microsoft.com/office/word/2006/wordml" xmlns:wps="http://schemas.microsoft.com/office/word/2010/wordprocessingShape" mc:Ignorable="w14 w15 w16se w16cid w16 w16cex w16sdtdh w16sdtfl w16du wp14">
   <w:body>
     <w:p>
       <w:pPr>
@@ -17,7 +17,45 @@
           <w:szCs w:val="36"/>
           <w:lang w:val="bg-BG"/>
         </w:rPr>
-        <w:t>Използване, живот и разположение на променливи.</w:t>
+        <w:t>Използване, живот и разположение на променливи</w:t>
+      </w:r>
+      <w:r>
+        <w:rPr>
+          <w:sz w:val="36"/>
+          <w:szCs w:val="36"/>
+        </w:rPr>
+        <w:t xml:space="preserve">, </w:t>
+      </w:r>
+      <w:r>
+        <w:rPr>
+          <w:sz w:val="36"/>
+          <w:szCs w:val="36"/>
+          <w:lang w:val="bg-BG"/>
+        </w:rPr>
+        <w:t>з</w:t>
+      </w:r>
+      <w:r>
+        <w:rPr>
+          <w:sz w:val="36"/>
+          <w:szCs w:val="36"/>
+          <w:lang w:val="bg-BG"/>
+        </w:rPr>
+        <w:t>асенчване</w:t>
+      </w:r>
+      <w:r>
+        <w:rPr>
+          <w:sz w:val="36"/>
+          <w:szCs w:val="36"/>
+        </w:rPr>
+        <w:t xml:space="preserve">. </w:t>
+      </w:r>
+      <w:r>
+        <w:rPr>
+          <w:sz w:val="36"/>
+          <w:szCs w:val="36"/>
+          <w:lang w:val="bg-BG"/>
+        </w:rPr>
+        <w:t>Функции, рекурсия</w:t>
       </w:r>
     </w:p>
     <w:p>
@@ -26,25 +64,6 @@
         <w:rPr>
           <w:sz w:val="36"/>
           <w:szCs w:val="36"/>
-          <w:lang w:val="bg-BG"/>
-        </w:rPr>
-      </w:pPr>
-      <w:r>
-        <w:rPr>
-          <w:sz w:val="36"/>
-          <w:szCs w:val="36"/>
-          <w:lang w:val="bg-BG"/>
-        </w:rPr>
-        <w:t>Засенчване</w:t>
-      </w:r>
-    </w:p>
-    <w:p>
-      <w:pPr>
-        <w:jc w:val="center"/>
-        <w:rPr>
-          <w:sz w:val="36"/>
-          <w:szCs w:val="36"/>
-          <w:lang w:val="bg-BG"/>
         </w:rPr>
       </w:pPr>
     </w:p>
@@ -90,8 +109,17 @@
           <w:sz w:val="24"/>
           <w:szCs w:val="24"/>
         </w:rPr>
-        <w:t>int num</w:t>
-      </w:r>
+        <w:t xml:space="preserve">int </w:t>
+      </w:r>
+      <w:proofErr w:type="spellStart"/>
+      <w:r>
+        <w:rPr>
+          <w:sz w:val="24"/>
+          <w:szCs w:val="24"/>
+        </w:rPr>
+        <w:t>num</w:t>
+      </w:r>
+      <w:proofErr w:type="spellEnd"/>
       <w:r>
         <w:rPr>
           <w:sz w:val="24"/>
@@ -114,7 +142,55 @@
           <w:szCs w:val="24"/>
           <w:lang w:val="bg-BG"/>
         </w:rPr>
-        <w:t xml:space="preserve"> единственото, което правим е да кажем на операционната система колко бита да маркира като заети. Това един блок памет да се маркира като зает значи никои друг, освен този, който го е маркирал, да не може да пише в него. В случая казваме на операционната система да задели  32 битове, които ние ще четем като цяло число.</w:t>
+        <w:t xml:space="preserve"> единственото, което правим е да кажем на операционната система колко бита да маркира като заети. Това</w:t>
+      </w:r>
+      <w:r>
+        <w:rPr>
+          <w:sz w:val="24"/>
+          <w:szCs w:val="24"/>
+          <w:lang w:val="bg-BG"/>
+        </w:rPr>
+        <w:t>,</w:t>
+      </w:r>
+      <w:r>
+        <w:rPr>
+          <w:sz w:val="24"/>
+          <w:szCs w:val="24"/>
+          <w:lang w:val="bg-BG"/>
+        </w:rPr>
+        <w:t xml:space="preserve"> един блок памет да се маркира като зает</w:t>
+      </w:r>
+      <w:r>
+        <w:rPr>
+          <w:sz w:val="24"/>
+          <w:szCs w:val="24"/>
+          <w:lang w:val="bg-BG"/>
+        </w:rPr>
+        <w:t>,</w:t>
+      </w:r>
+      <w:r>
+        <w:rPr>
+          <w:sz w:val="24"/>
+          <w:szCs w:val="24"/>
+          <w:lang w:val="bg-BG"/>
+        </w:rPr>
+        <w:t xml:space="preserve"> значи никои друг, освен този, който го е маркирал, да не може да пише в него. В случая казваме на операционната система да задели  32 бит</w:t>
+      </w:r>
+      <w:r>
+        <w:rPr>
+          <w:sz w:val="24"/>
+          <w:szCs w:val="24"/>
+          <w:lang w:val="bg-BG"/>
+        </w:rPr>
+        <w:t>а</w:t>
+      </w:r>
+      <w:r>
+        <w:rPr>
+          <w:sz w:val="24"/>
+          <w:szCs w:val="24"/>
+          <w:lang w:val="bg-BG"/>
+        </w:rPr>
+        <w:t>, които ние ще четем като цяло число.</w:t>
       </w:r>
     </w:p>
     <w:p>
@@ -198,7 +274,23 @@
           <w:sz w:val="24"/>
           <w:szCs w:val="24"/>
         </w:rPr>
-        <w:t>void func(){ …. }</w:t>
+        <w:t xml:space="preserve">void </w:t>
+      </w:r>
+      <w:proofErr w:type="spellStart"/>
+      <w:r>
+        <w:rPr>
+          <w:sz w:val="24"/>
+          <w:szCs w:val="24"/>
+        </w:rPr>
+        <w:t>func</w:t>
+      </w:r>
+      <w:proofErr w:type="spellEnd"/>
+      <w:r>
+        <w:rPr>
+          <w:sz w:val="24"/>
+          <w:szCs w:val="24"/>
+        </w:rPr>
+        <w:t>(){ …. }</w:t>
       </w:r>
       <w:r>
         <w:rPr>
@@ -231,6 +323,30 @@
           <w:szCs w:val="24"/>
         </w:rPr>
         <w:t xml:space="preserve">code, data, stack, heap. </w:t>
+      </w:r>
+      <w:r>
+        <w:rPr>
+          <w:sz w:val="24"/>
+          <w:szCs w:val="24"/>
+          <w:lang w:val="bg-BG"/>
+        </w:rPr>
+        <w:br/>
+      </w:r>
+      <w:r>
+        <w:object w:dxaOrig="8310" w:dyaOrig="4680" w14:anchorId="1099B9CE">
+          <v:rect id="rectole0000000000" o:spid="_x0000_i1033" style="width:397.5pt;height:190pt" o:ole="" o:preferrelative="t" stroked="f">
+            <v:imagedata r:id="rId6" o:title=""/>
+          </v:rect>
+          <o:OLEObject Type="Embed" ProgID="StaticMetafile" ShapeID="rectole0000000000" DrawAspect="Content" ObjectID="_1834913777" r:id="rId7"/>
+        </w:object>
+      </w:r>
+      <w:r>
+        <w:rPr>
+          <w:sz w:val="24"/>
+          <w:szCs w:val="24"/>
+          <w:lang w:val="bg-BG"/>
+        </w:rPr>
+        <w:br/>
       </w:r>
       <w:r>
         <w:rPr>
@@ -346,6 +462,7 @@
           <w:sz w:val="24"/>
           <w:szCs w:val="24"/>
         </w:rPr>
+        <w:lastRenderedPageBreak/>
         <w:t xml:space="preserve">Heap – </w:t>
       </w:r>
       <w:r>
@@ -510,16 +627,7 @@
           <w:szCs w:val="24"/>
           <w:lang w:val="bg-BG"/>
         </w:rPr>
-        <w:t xml:space="preserve">на изпълнение на програмата. Те съществуват само в дадения обхват. При излизане/затваряне на обхвата паметта маркиран за тях се освобождава, в смисъл, че вече може </w:t>
-      </w:r>
-      <w:r>
-        <w:rPr>
-          <w:sz w:val="24"/>
-          <w:szCs w:val="24"/>
-          <w:lang w:val="bg-BG"/>
-        </w:rPr>
-        <w:lastRenderedPageBreak/>
-        <w:t xml:space="preserve">да бъде използвана от други програми. Те се намират в </w:t>
+        <w:t xml:space="preserve">на изпълнение на програмата. Те съществуват само в дадения обхват. При излизане/затваряне на обхвата паметта маркиран за тях се освобождава, в смисъл, че вече може да бъде използвана от други програми. Те се намират в </w:t>
       </w:r>
       <w:r>
         <w:rPr>
@@ -715,11 +823,22 @@
           <w:szCs w:val="24"/>
           <w:lang w:val="bg-BG"/>
         </w:rPr>
-        <w:t>, а в друг по горен или по-долен обхват е дефинирана променлива със същото име, всички операции в сегашния обхват се обръщат към променливата дефинирана в този обхват(ако няма дефинирана променлива с такова има се обръщат към по-външния обхват, ако и там няма продължават така навън докато не се стигне глобалния обхват). Именно в това ползване на едно и също име за променлива във по близък обхват се нарича засенчваме на променливата.</w:t>
+        <w:t xml:space="preserve">, а в друг по горен или по-долен обхват е дефинирана променлива със същото име, всички операции в сегашния обхват се обръщат към променливата дефинирана в този обхват(ако няма дефинирана променлива с такова има се обръщат към по-външния обхват, ако и там няма продължават </w:t>
+      </w:r>
+      <w:r>
+        <w:rPr>
+          <w:sz w:val="24"/>
+          <w:szCs w:val="24"/>
+          <w:lang w:val="bg-BG"/>
+        </w:rPr>
+        <w:lastRenderedPageBreak/>
+        <w:t>така навън докато не се стигне глобалния обхват). Именно в това ползване на едно и също име за променлива във по близък обхват се нарича засенчваме на променливата.</w:t>
       </w:r>
     </w:p>
     <w:p>
       <w:pPr>
+        <w:spacing w:after="200" w:line="276" w:lineRule="auto"/>
+        <w:jc w:val="both"/>
         <w:rPr>
           <w:sz w:val="24"/>
           <w:szCs w:val="24"/>
@@ -762,6 +881,2088 @@
         </w:rPr>
         <w:t xml:space="preserve"> за да се улесни четенето и разбирането на кода.</w:t>
       </w:r>
+      <w:r>
+        <w:rPr>
+          <w:sz w:val="24"/>
+          <w:szCs w:val="24"/>
+          <w:lang w:val="bg-BG"/>
+        </w:rPr>
+        <w:br/>
+      </w:r>
+    </w:p>
+    <w:p>
+      <w:pPr>
+        <w:rPr>
+          <w:b/>
+          <w:bCs/>
+          <w:sz w:val="28"/>
+          <w:szCs w:val="28"/>
+          <w:lang w:val="bg-BG"/>
+        </w:rPr>
+      </w:pPr>
+      <w:r>
+        <w:rPr>
+          <w:b/>
+          <w:bCs/>
+          <w:sz w:val="28"/>
+          <w:szCs w:val="28"/>
+          <w:lang w:val="bg-BG"/>
+        </w:rPr>
+        <w:t>4</w:t>
+      </w:r>
+      <w:r>
+        <w:rPr>
+          <w:b/>
+          <w:bCs/>
+          <w:sz w:val="28"/>
+          <w:szCs w:val="28"/>
+          <w:lang w:val="bg-BG"/>
+        </w:rPr>
+        <w:t xml:space="preserve">. </w:t>
+      </w:r>
+      <w:r>
+        <w:rPr>
+          <w:b/>
+          <w:bCs/>
+          <w:sz w:val="28"/>
+          <w:szCs w:val="28"/>
+          <w:lang w:val="bg-BG"/>
+        </w:rPr>
+        <w:t>Функция</w:t>
+      </w:r>
+    </w:p>
+    <w:p>
+      <w:pPr>
+        <w:spacing w:after="200" w:line="276" w:lineRule="auto"/>
+        <w:jc w:val="both"/>
+        <w:rPr>
+          <w:sz w:val="24"/>
+          <w:szCs w:val="24"/>
+          <w:lang w:val="bg-BG"/>
+        </w:rPr>
+      </w:pPr>
+      <w:r>
+        <w:rPr>
+          <w:sz w:val="24"/>
+          <w:szCs w:val="24"/>
+          <w:lang w:val="bg-BG"/>
+        </w:rPr>
+        <w:t>Една функция има 4 съставни части:</w:t>
+      </w:r>
+    </w:p>
+    <w:p>
+      <w:pPr>
+        <w:pStyle w:val="a9"/>
+        <w:numPr>
+          <w:ilvl w:val="0"/>
+          <w:numId w:val="1"/>
+        </w:numPr>
+        <w:spacing w:after="200" w:line="276" w:lineRule="auto"/>
+        <w:jc w:val="both"/>
+        <w:rPr>
+          <w:sz w:val="24"/>
+          <w:szCs w:val="24"/>
+          <w:lang w:val="bg-BG"/>
+        </w:rPr>
+      </w:pPr>
+      <w:r>
+        <w:rPr>
+          <w:sz w:val="24"/>
+          <w:szCs w:val="24"/>
+          <w:lang w:val="bg-BG"/>
+        </w:rPr>
+        <w:t>Връщан тип – типа данни които се връщат нагоре по стека</w:t>
+      </w:r>
+    </w:p>
+    <w:p>
+      <w:pPr>
+        <w:pStyle w:val="a9"/>
+        <w:numPr>
+          <w:ilvl w:val="0"/>
+          <w:numId w:val="1"/>
+        </w:numPr>
+        <w:spacing w:after="200" w:line="276" w:lineRule="auto"/>
+        <w:jc w:val="both"/>
+        <w:rPr>
+          <w:sz w:val="24"/>
+          <w:szCs w:val="24"/>
+          <w:lang w:val="bg-BG"/>
+        </w:rPr>
+      </w:pPr>
+      <w:r>
+        <w:rPr>
+          <w:sz w:val="24"/>
+          <w:szCs w:val="24"/>
+          <w:lang w:val="bg-BG"/>
+        </w:rPr>
+        <w:t>Име</w:t>
+      </w:r>
+    </w:p>
+    <w:p>
+      <w:pPr>
+        <w:pStyle w:val="a9"/>
+        <w:numPr>
+          <w:ilvl w:val="0"/>
+          <w:numId w:val="1"/>
+        </w:numPr>
+        <w:spacing w:after="200" w:line="276" w:lineRule="auto"/>
+        <w:jc w:val="both"/>
+        <w:rPr>
+          <w:sz w:val="24"/>
+          <w:szCs w:val="24"/>
+          <w:lang w:val="bg-BG"/>
+        </w:rPr>
+      </w:pPr>
+      <w:r>
+        <w:rPr>
+          <w:sz w:val="24"/>
+          <w:szCs w:val="24"/>
+          <w:lang w:val="bg-BG"/>
+        </w:rPr>
+        <w:t>Тяло – самата последователност от команди които трябва да се изпълнят. Те дефинират собствен обхват.</w:t>
+      </w:r>
+    </w:p>
+    <w:p>
+      <w:pPr>
+        <w:pStyle w:val="a9"/>
+        <w:numPr>
+          <w:ilvl w:val="0"/>
+          <w:numId w:val="1"/>
+        </w:numPr>
+        <w:spacing w:after="200" w:line="276" w:lineRule="auto"/>
+        <w:jc w:val="both"/>
+        <w:rPr>
+          <w:sz w:val="24"/>
+          <w:szCs w:val="24"/>
+          <w:lang w:val="bg-BG"/>
+        </w:rPr>
+      </w:pPr>
+      <w:r>
+        <w:rPr>
+          <w:sz w:val="24"/>
+          <w:szCs w:val="24"/>
+          <w:lang w:val="bg-BG"/>
+        </w:rPr>
+        <w:t xml:space="preserve">Параметри </w:t>
+      </w:r>
+      <w:r>
+        <w:rPr>
+          <w:sz w:val="24"/>
+          <w:szCs w:val="24"/>
+          <w:lang w:val="bg-BG"/>
+        </w:rPr>
+        <w:t>–</w:t>
+      </w:r>
+      <w:r>
+        <w:rPr>
+          <w:sz w:val="24"/>
+          <w:szCs w:val="24"/>
+          <w:lang w:val="bg-BG"/>
+        </w:rPr>
+        <w:t xml:space="preserve"> </w:t>
+      </w:r>
+      <w:r>
+        <w:rPr>
+          <w:sz w:val="24"/>
+          <w:szCs w:val="24"/>
+          <w:lang w:val="bg-BG"/>
+        </w:rPr>
+        <w:t xml:space="preserve">локални за функцията променливи, чиито стойности могат да се определят при извикване на функцията </w:t>
+      </w:r>
+    </w:p>
+    <w:p>
+      <w:pPr>
+        <w:spacing w:after="200" w:line="276" w:lineRule="auto"/>
+        <w:jc w:val="both"/>
+        <w:rPr>
+          <w:rFonts w:eastAsia="Calibri" w:cs="Calibri"/>
+          <w:sz w:val="24"/>
+          <w:szCs w:val="24"/>
+          <w:lang w:val="bg-BG"/>
+        </w:rPr>
+      </w:pPr>
+      <w:r>
+        <w:rPr>
+          <w:sz w:val="24"/>
+          <w:szCs w:val="24"/>
+          <w:lang w:val="bg-BG"/>
+        </w:rPr>
+        <w:br/>
+      </w:r>
+      <w:proofErr w:type="spellStart"/>
+      <w:r>
+        <w:rPr>
+          <w:rFonts w:eastAsia="Calibri" w:cs="Calibri"/>
+          <w:sz w:val="24"/>
+          <w:szCs w:val="24"/>
+        </w:rPr>
+        <w:t>Когато</w:t>
+      </w:r>
+      <w:proofErr w:type="spellEnd"/>
+      <w:r>
+        <w:rPr>
+          <w:rFonts w:eastAsia="Calibri" w:cs="Calibri"/>
+          <w:sz w:val="24"/>
+          <w:szCs w:val="24"/>
+        </w:rPr>
+        <w:t xml:space="preserve"> </w:t>
+      </w:r>
+      <w:proofErr w:type="spellStart"/>
+      <w:r>
+        <w:rPr>
+          <w:rFonts w:eastAsia="Calibri" w:cs="Calibri"/>
+          <w:sz w:val="24"/>
+          <w:szCs w:val="24"/>
+        </w:rPr>
+        <w:t>се</w:t>
+      </w:r>
+      <w:proofErr w:type="spellEnd"/>
+      <w:r>
+        <w:rPr>
+          <w:rFonts w:eastAsia="Calibri" w:cs="Calibri"/>
+          <w:sz w:val="24"/>
+          <w:szCs w:val="24"/>
+        </w:rPr>
+        <w:t xml:space="preserve"> </w:t>
+      </w:r>
+      <w:proofErr w:type="spellStart"/>
+      <w:r>
+        <w:rPr>
+          <w:rFonts w:eastAsia="Calibri" w:cs="Calibri"/>
+          <w:sz w:val="24"/>
+          <w:szCs w:val="24"/>
+        </w:rPr>
+        <w:t>извиква</w:t>
+      </w:r>
+      <w:proofErr w:type="spellEnd"/>
+      <w:r>
+        <w:rPr>
+          <w:rFonts w:eastAsia="Calibri" w:cs="Calibri"/>
+          <w:sz w:val="24"/>
+          <w:szCs w:val="24"/>
+        </w:rPr>
+        <w:t xml:space="preserve"> </w:t>
+      </w:r>
+      <w:proofErr w:type="spellStart"/>
+      <w:r>
+        <w:rPr>
+          <w:rFonts w:eastAsia="Calibri" w:cs="Calibri"/>
+          <w:sz w:val="24"/>
+          <w:szCs w:val="24"/>
+        </w:rPr>
+        <w:t>дадена</w:t>
+      </w:r>
+      <w:proofErr w:type="spellEnd"/>
+      <w:r>
+        <w:rPr>
+          <w:rFonts w:eastAsia="Calibri" w:cs="Calibri"/>
+          <w:sz w:val="24"/>
+          <w:szCs w:val="24"/>
+        </w:rPr>
+        <w:t xml:space="preserve"> </w:t>
+      </w:r>
+      <w:proofErr w:type="spellStart"/>
+      <w:r>
+        <w:rPr>
+          <w:rFonts w:eastAsia="Calibri" w:cs="Calibri"/>
+          <w:sz w:val="24"/>
+          <w:szCs w:val="24"/>
+        </w:rPr>
+        <w:t>функция</w:t>
+      </w:r>
+      <w:proofErr w:type="spellEnd"/>
+      <w:r>
+        <w:rPr>
+          <w:rFonts w:eastAsia="Calibri" w:cs="Calibri"/>
+          <w:sz w:val="24"/>
+          <w:szCs w:val="24"/>
+        </w:rPr>
+        <w:t xml:space="preserve"> </w:t>
+      </w:r>
+      <w:r>
+        <w:rPr>
+          <w:rFonts w:eastAsia="Calibri" w:cs="Calibri"/>
+          <w:sz w:val="24"/>
+          <w:szCs w:val="24"/>
+          <w:lang w:val="bg-BG"/>
+        </w:rPr>
+        <w:t>тя</w:t>
+      </w:r>
+      <w:r>
+        <w:rPr>
+          <w:rFonts w:eastAsia="Calibri" w:cs="Calibri"/>
+          <w:sz w:val="24"/>
+          <w:szCs w:val="24"/>
+        </w:rPr>
+        <w:t xml:space="preserve"> </w:t>
+      </w:r>
+      <w:proofErr w:type="spellStart"/>
+      <w:r>
+        <w:rPr>
+          <w:rFonts w:eastAsia="Calibri" w:cs="Calibri"/>
+          <w:sz w:val="24"/>
+          <w:szCs w:val="24"/>
+        </w:rPr>
+        <w:t>се</w:t>
+      </w:r>
+      <w:proofErr w:type="spellEnd"/>
+      <w:r>
+        <w:rPr>
+          <w:rFonts w:eastAsia="Calibri" w:cs="Calibri"/>
+          <w:sz w:val="24"/>
+          <w:szCs w:val="24"/>
+        </w:rPr>
+        <w:t xml:space="preserve"> </w:t>
+      </w:r>
+      <w:proofErr w:type="spellStart"/>
+      <w:r>
+        <w:rPr>
+          <w:rFonts w:eastAsia="Calibri" w:cs="Calibri"/>
+          <w:sz w:val="24"/>
+          <w:szCs w:val="24"/>
+        </w:rPr>
+        <w:t>нарежда</w:t>
+      </w:r>
+      <w:proofErr w:type="spellEnd"/>
+      <w:r>
+        <w:rPr>
+          <w:rFonts w:eastAsia="Calibri" w:cs="Calibri"/>
+          <w:sz w:val="24"/>
+          <w:szCs w:val="24"/>
+        </w:rPr>
+        <w:t xml:space="preserve"> "</w:t>
+      </w:r>
+      <w:proofErr w:type="spellStart"/>
+      <w:r>
+        <w:rPr>
+          <w:rFonts w:eastAsia="Calibri" w:cs="Calibri"/>
+          <w:sz w:val="24"/>
+          <w:szCs w:val="24"/>
+        </w:rPr>
+        <w:t>най-отгоре</w:t>
+      </w:r>
+      <w:proofErr w:type="spellEnd"/>
+      <w:r>
+        <w:rPr>
+          <w:rFonts w:eastAsia="Calibri" w:cs="Calibri"/>
+          <w:sz w:val="24"/>
+          <w:szCs w:val="24"/>
+        </w:rPr>
+        <w:t xml:space="preserve">" в </w:t>
+      </w:r>
+      <w:proofErr w:type="spellStart"/>
+      <w:r>
+        <w:rPr>
+          <w:rFonts w:eastAsia="Calibri" w:cs="Calibri"/>
+          <w:sz w:val="24"/>
+          <w:szCs w:val="24"/>
+        </w:rPr>
+        <w:t>стека</w:t>
+      </w:r>
+      <w:proofErr w:type="spellEnd"/>
+      <w:r>
+        <w:rPr>
+          <w:rFonts w:eastAsia="Calibri" w:cs="Calibri"/>
+          <w:sz w:val="24"/>
+          <w:szCs w:val="24"/>
+        </w:rPr>
+        <w:t>.</w:t>
+      </w:r>
+      <w:r>
+        <w:rPr>
+          <w:rFonts w:eastAsia="Calibri" w:cs="Calibri"/>
+          <w:sz w:val="24"/>
+          <w:szCs w:val="24"/>
+          <w:lang w:val="bg-BG"/>
+        </w:rPr>
+        <w:t xml:space="preserve"> Подадените стойности с които тя се извиква се наричат </w:t>
+      </w:r>
+      <w:r>
+        <w:rPr>
+          <w:rFonts w:eastAsia="Calibri" w:cs="Calibri"/>
+          <w:b/>
+          <w:bCs/>
+          <w:sz w:val="24"/>
+          <w:szCs w:val="24"/>
+          <w:lang w:val="bg-BG"/>
+        </w:rPr>
+        <w:t xml:space="preserve">аргументи. </w:t>
+      </w:r>
+      <w:r>
+        <w:rPr>
+          <w:rFonts w:eastAsia="Calibri" w:cs="Calibri"/>
+          <w:sz w:val="24"/>
+          <w:szCs w:val="24"/>
+          <w:lang w:val="bg-BG"/>
+        </w:rPr>
+        <w:t xml:space="preserve">Параметрите </w:t>
+      </w:r>
+      <w:r>
+        <w:rPr>
+          <w:rFonts w:eastAsia="Calibri" w:cs="Calibri"/>
+          <w:b/>
+          <w:bCs/>
+          <w:sz w:val="24"/>
+          <w:szCs w:val="24"/>
+          <w:lang w:val="bg-BG"/>
+        </w:rPr>
+        <w:t>копират</w:t>
+      </w:r>
+      <w:r>
+        <w:rPr>
+          <w:rFonts w:eastAsia="Calibri" w:cs="Calibri"/>
+          <w:sz w:val="24"/>
+          <w:szCs w:val="24"/>
+          <w:lang w:val="bg-BG"/>
+        </w:rPr>
+        <w:t xml:space="preserve"> стойностите на тези аргументи. Функцията се изпълнява и с</w:t>
+      </w:r>
+      <w:proofErr w:type="spellStart"/>
+      <w:r>
+        <w:rPr>
+          <w:rFonts w:eastAsia="Calibri" w:cs="Calibri"/>
+          <w:sz w:val="24"/>
+          <w:szCs w:val="24"/>
+        </w:rPr>
+        <w:t>лед</w:t>
+      </w:r>
+      <w:proofErr w:type="spellEnd"/>
+      <w:r>
+        <w:rPr>
+          <w:rFonts w:eastAsia="Calibri" w:cs="Calibri"/>
+          <w:sz w:val="24"/>
+          <w:szCs w:val="24"/>
+        </w:rPr>
+        <w:t xml:space="preserve"> </w:t>
+      </w:r>
+      <w:proofErr w:type="spellStart"/>
+      <w:r>
+        <w:rPr>
+          <w:rFonts w:eastAsia="Calibri" w:cs="Calibri"/>
+          <w:sz w:val="24"/>
+          <w:szCs w:val="24"/>
+        </w:rPr>
+        <w:t>като</w:t>
+      </w:r>
+      <w:proofErr w:type="spellEnd"/>
+      <w:r>
+        <w:rPr>
+          <w:rFonts w:eastAsia="Calibri" w:cs="Calibri"/>
+          <w:sz w:val="24"/>
+          <w:szCs w:val="24"/>
+        </w:rPr>
+        <w:t xml:space="preserve"> </w:t>
+      </w:r>
+      <w:r>
+        <w:rPr>
+          <w:rFonts w:eastAsia="Calibri" w:cs="Calibri"/>
+          <w:sz w:val="24"/>
+          <w:szCs w:val="24"/>
+          <w:lang w:val="bg-BG"/>
+        </w:rPr>
+        <w:t xml:space="preserve">тя </w:t>
+      </w:r>
+      <w:proofErr w:type="spellStart"/>
+      <w:r>
+        <w:rPr>
+          <w:rFonts w:eastAsia="Calibri" w:cs="Calibri"/>
+          <w:sz w:val="24"/>
+          <w:szCs w:val="24"/>
+        </w:rPr>
+        <w:t>приключи</w:t>
+      </w:r>
+      <w:proofErr w:type="spellEnd"/>
+      <w:r>
+        <w:rPr>
+          <w:rFonts w:eastAsia="Calibri" w:cs="Calibri"/>
+          <w:sz w:val="24"/>
+          <w:szCs w:val="24"/>
+        </w:rPr>
+        <w:t xml:space="preserve"> </w:t>
+      </w:r>
+      <w:r>
+        <w:rPr>
+          <w:rFonts w:eastAsia="Calibri" w:cs="Calibri"/>
+          <w:sz w:val="24"/>
+          <w:szCs w:val="24"/>
+          <w:lang w:val="bg-BG"/>
+        </w:rPr>
+        <w:t xml:space="preserve">се </w:t>
+      </w:r>
+      <w:proofErr w:type="spellStart"/>
+      <w:r>
+        <w:rPr>
+          <w:rFonts w:eastAsia="Calibri" w:cs="Calibri"/>
+          <w:sz w:val="24"/>
+          <w:szCs w:val="24"/>
+        </w:rPr>
+        <w:t>маха</w:t>
+      </w:r>
+      <w:proofErr w:type="spellEnd"/>
+      <w:r>
+        <w:rPr>
+          <w:rFonts w:eastAsia="Calibri" w:cs="Calibri"/>
+          <w:sz w:val="24"/>
+          <w:szCs w:val="24"/>
+        </w:rPr>
+        <w:t xml:space="preserve"> </w:t>
+      </w:r>
+      <w:proofErr w:type="spellStart"/>
+      <w:r>
+        <w:rPr>
+          <w:rFonts w:eastAsia="Calibri" w:cs="Calibri"/>
+          <w:sz w:val="24"/>
+          <w:szCs w:val="24"/>
+        </w:rPr>
+        <w:t>от</w:t>
+      </w:r>
+      <w:proofErr w:type="spellEnd"/>
+      <w:r>
+        <w:rPr>
+          <w:rFonts w:eastAsia="Calibri" w:cs="Calibri"/>
+          <w:sz w:val="24"/>
+          <w:szCs w:val="24"/>
+        </w:rPr>
+        <w:t xml:space="preserve"> с</w:t>
+      </w:r>
+      <w:r>
+        <w:rPr>
+          <w:rFonts w:eastAsia="Calibri" w:cs="Calibri"/>
+          <w:sz w:val="24"/>
+          <w:szCs w:val="24"/>
+          <w:lang w:val="bg-BG"/>
+        </w:rPr>
+        <w:t>т</w:t>
+      </w:r>
+      <w:r>
+        <w:rPr>
+          <w:rFonts w:eastAsia="Calibri" w:cs="Calibri"/>
+          <w:sz w:val="24"/>
+          <w:szCs w:val="24"/>
+          <w:lang w:val="bg-BG"/>
+        </w:rPr>
+        <w:t>е</w:t>
+      </w:r>
+      <w:proofErr w:type="spellStart"/>
+      <w:r>
+        <w:rPr>
+          <w:rFonts w:eastAsia="Calibri" w:cs="Calibri"/>
+          <w:sz w:val="24"/>
+          <w:szCs w:val="24"/>
+        </w:rPr>
+        <w:t>ка</w:t>
+      </w:r>
+      <w:proofErr w:type="spellEnd"/>
+      <w:r>
+        <w:rPr>
+          <w:rFonts w:eastAsia="Calibri" w:cs="Calibri"/>
+          <w:sz w:val="24"/>
+          <w:szCs w:val="24"/>
+          <w:lang w:val="bg-BG"/>
+        </w:rPr>
+        <w:t>, предава данните които връща на обхвата, ко</w:t>
+      </w:r>
+      <w:r>
+        <w:rPr>
+          <w:rFonts w:eastAsia="Calibri" w:cs="Calibri"/>
+          <w:sz w:val="24"/>
+          <w:szCs w:val="24"/>
+          <w:lang w:val="bg-BG"/>
+        </w:rPr>
+        <w:t>й</w:t>
+      </w:r>
+      <w:r>
+        <w:rPr>
+          <w:rFonts w:eastAsia="Calibri" w:cs="Calibri"/>
+          <w:sz w:val="24"/>
+          <w:szCs w:val="24"/>
+          <w:lang w:val="bg-BG"/>
+        </w:rPr>
+        <w:t>то я е извикал,</w:t>
+      </w:r>
+      <w:r>
+        <w:rPr>
+          <w:rFonts w:eastAsia="Calibri" w:cs="Calibri"/>
+          <w:sz w:val="24"/>
+          <w:szCs w:val="24"/>
+        </w:rPr>
+        <w:t xml:space="preserve"> и </w:t>
+      </w:r>
+      <w:proofErr w:type="spellStart"/>
+      <w:r>
+        <w:rPr>
+          <w:rFonts w:eastAsia="Calibri" w:cs="Calibri"/>
+          <w:sz w:val="24"/>
+          <w:szCs w:val="24"/>
+        </w:rPr>
+        <w:t>изпълнението</w:t>
+      </w:r>
+      <w:proofErr w:type="spellEnd"/>
+      <w:r>
+        <w:rPr>
+          <w:rFonts w:eastAsia="Calibri" w:cs="Calibri"/>
+          <w:sz w:val="24"/>
+          <w:szCs w:val="24"/>
+        </w:rPr>
+        <w:t xml:space="preserve"> </w:t>
+      </w:r>
+      <w:proofErr w:type="spellStart"/>
+      <w:r>
+        <w:rPr>
+          <w:rFonts w:eastAsia="Calibri" w:cs="Calibri"/>
+          <w:sz w:val="24"/>
+          <w:szCs w:val="24"/>
+        </w:rPr>
+        <w:t>продължава</w:t>
+      </w:r>
+      <w:proofErr w:type="spellEnd"/>
+      <w:r>
+        <w:rPr>
+          <w:rFonts w:eastAsia="Calibri" w:cs="Calibri"/>
+          <w:sz w:val="24"/>
+          <w:szCs w:val="24"/>
+        </w:rPr>
+        <w:t xml:space="preserve"> </w:t>
+      </w:r>
+      <w:proofErr w:type="spellStart"/>
+      <w:r>
+        <w:rPr>
+          <w:rFonts w:eastAsia="Calibri" w:cs="Calibri"/>
+          <w:sz w:val="24"/>
+          <w:szCs w:val="24"/>
+        </w:rPr>
+        <w:t>от</w:t>
+      </w:r>
+      <w:proofErr w:type="spellEnd"/>
+      <w:r>
+        <w:rPr>
+          <w:rFonts w:eastAsia="Calibri" w:cs="Calibri"/>
+          <w:sz w:val="24"/>
+          <w:szCs w:val="24"/>
+        </w:rPr>
+        <w:t xml:space="preserve"> </w:t>
+      </w:r>
+      <w:proofErr w:type="spellStart"/>
+      <w:r>
+        <w:rPr>
+          <w:rFonts w:eastAsia="Calibri" w:cs="Calibri"/>
+          <w:sz w:val="24"/>
+          <w:szCs w:val="24"/>
+        </w:rPr>
+        <w:t>там</w:t>
+      </w:r>
+      <w:proofErr w:type="spellEnd"/>
+      <w:r>
+        <w:rPr>
+          <w:rFonts w:eastAsia="Calibri" w:cs="Calibri"/>
+          <w:sz w:val="24"/>
+          <w:szCs w:val="24"/>
+        </w:rPr>
+        <w:t xml:space="preserve">, </w:t>
+      </w:r>
+      <w:proofErr w:type="spellStart"/>
+      <w:r>
+        <w:rPr>
+          <w:rFonts w:eastAsia="Calibri" w:cs="Calibri"/>
+          <w:sz w:val="24"/>
+          <w:szCs w:val="24"/>
+        </w:rPr>
+        <w:t>от</w:t>
+      </w:r>
+      <w:proofErr w:type="spellEnd"/>
+      <w:r>
+        <w:rPr>
+          <w:rFonts w:eastAsia="Calibri" w:cs="Calibri"/>
+          <w:sz w:val="24"/>
+          <w:szCs w:val="24"/>
+        </w:rPr>
+        <w:t xml:space="preserve"> </w:t>
+      </w:r>
+      <w:proofErr w:type="spellStart"/>
+      <w:r>
+        <w:rPr>
+          <w:rFonts w:eastAsia="Calibri" w:cs="Calibri"/>
+          <w:sz w:val="24"/>
+          <w:szCs w:val="24"/>
+        </w:rPr>
+        <w:t>където</w:t>
+      </w:r>
+      <w:proofErr w:type="spellEnd"/>
+      <w:r>
+        <w:rPr>
+          <w:rFonts w:eastAsia="Calibri" w:cs="Calibri"/>
+          <w:sz w:val="24"/>
+          <w:szCs w:val="24"/>
+        </w:rPr>
+        <w:t xml:space="preserve"> е </w:t>
+      </w:r>
+      <w:proofErr w:type="spellStart"/>
+      <w:r>
+        <w:rPr>
+          <w:rFonts w:eastAsia="Calibri" w:cs="Calibri"/>
+          <w:sz w:val="24"/>
+          <w:szCs w:val="24"/>
+        </w:rPr>
+        <w:t>прекъснало</w:t>
+      </w:r>
+      <w:proofErr w:type="spellEnd"/>
+      <w:r>
+        <w:rPr>
+          <w:rFonts w:eastAsia="Calibri" w:cs="Calibri"/>
+          <w:sz w:val="24"/>
+          <w:szCs w:val="24"/>
+        </w:rPr>
+        <w:t xml:space="preserve"> с </w:t>
+      </w:r>
+      <w:proofErr w:type="spellStart"/>
+      <w:r>
+        <w:rPr>
+          <w:rFonts w:eastAsia="Calibri" w:cs="Calibri"/>
+          <w:sz w:val="24"/>
+          <w:szCs w:val="24"/>
+        </w:rPr>
+        <w:t>нейното</w:t>
+      </w:r>
+      <w:proofErr w:type="spellEnd"/>
+      <w:r>
+        <w:rPr>
+          <w:rFonts w:eastAsia="Calibri" w:cs="Calibri"/>
+          <w:sz w:val="24"/>
+          <w:szCs w:val="24"/>
+        </w:rPr>
+        <w:t xml:space="preserve"> </w:t>
+      </w:r>
+      <w:proofErr w:type="spellStart"/>
+      <w:r>
+        <w:rPr>
+          <w:rFonts w:eastAsia="Calibri" w:cs="Calibri"/>
+          <w:sz w:val="24"/>
+          <w:szCs w:val="24"/>
+        </w:rPr>
+        <w:t>идване</w:t>
+      </w:r>
+      <w:proofErr w:type="spellEnd"/>
+      <w:r>
+        <w:rPr>
+          <w:rFonts w:eastAsia="Calibri" w:cs="Calibri"/>
+          <w:sz w:val="24"/>
+          <w:szCs w:val="24"/>
+        </w:rPr>
+        <w:t xml:space="preserve">. </w:t>
+      </w:r>
+      <w:proofErr w:type="spellStart"/>
+      <w:r>
+        <w:rPr>
+          <w:rFonts w:eastAsia="Calibri" w:cs="Calibri"/>
+          <w:sz w:val="24"/>
+          <w:szCs w:val="24"/>
+        </w:rPr>
+        <w:t>Единствения</w:t>
+      </w:r>
+      <w:proofErr w:type="spellEnd"/>
+      <w:r>
+        <w:rPr>
+          <w:rFonts w:eastAsia="Calibri" w:cs="Calibri"/>
+          <w:sz w:val="24"/>
+          <w:szCs w:val="24"/>
+        </w:rPr>
+        <w:t xml:space="preserve"> </w:t>
+      </w:r>
+      <w:proofErr w:type="spellStart"/>
+      <w:r>
+        <w:rPr>
+          <w:rFonts w:eastAsia="Calibri" w:cs="Calibri"/>
+          <w:sz w:val="24"/>
+          <w:szCs w:val="24"/>
+        </w:rPr>
+        <w:t>начин</w:t>
+      </w:r>
+      <w:proofErr w:type="spellEnd"/>
+      <w:r>
+        <w:rPr>
+          <w:rFonts w:eastAsia="Calibri" w:cs="Calibri"/>
+          <w:sz w:val="24"/>
+          <w:szCs w:val="24"/>
+        </w:rPr>
+        <w:t xml:space="preserve"> </w:t>
+      </w:r>
+      <w:proofErr w:type="spellStart"/>
+      <w:r>
+        <w:rPr>
+          <w:rFonts w:eastAsia="Calibri" w:cs="Calibri"/>
+          <w:sz w:val="24"/>
+          <w:szCs w:val="24"/>
+        </w:rPr>
+        <w:t>да</w:t>
+      </w:r>
+      <w:proofErr w:type="spellEnd"/>
+      <w:r>
+        <w:rPr>
+          <w:rFonts w:eastAsia="Calibri" w:cs="Calibri"/>
+          <w:sz w:val="24"/>
+          <w:szCs w:val="24"/>
+        </w:rPr>
+        <w:t xml:space="preserve"> </w:t>
+      </w:r>
+      <w:proofErr w:type="spellStart"/>
+      <w:r>
+        <w:rPr>
+          <w:rFonts w:eastAsia="Calibri" w:cs="Calibri"/>
+          <w:sz w:val="24"/>
+          <w:szCs w:val="24"/>
+        </w:rPr>
+        <w:t>махнеш</w:t>
+      </w:r>
+      <w:proofErr w:type="spellEnd"/>
+      <w:r>
+        <w:rPr>
+          <w:rFonts w:eastAsia="Calibri" w:cs="Calibri"/>
+          <w:sz w:val="24"/>
+          <w:szCs w:val="24"/>
+        </w:rPr>
+        <w:t xml:space="preserve"> </w:t>
+      </w:r>
+      <w:proofErr w:type="spellStart"/>
+      <w:r>
+        <w:rPr>
+          <w:rFonts w:eastAsia="Calibri" w:cs="Calibri"/>
+          <w:sz w:val="24"/>
+          <w:szCs w:val="24"/>
+        </w:rPr>
+        <w:t>дадеанта</w:t>
+      </w:r>
+      <w:proofErr w:type="spellEnd"/>
+      <w:r>
+        <w:rPr>
+          <w:rFonts w:eastAsia="Calibri" w:cs="Calibri"/>
+          <w:sz w:val="24"/>
+          <w:szCs w:val="24"/>
+        </w:rPr>
+        <w:t xml:space="preserve"> </w:t>
+      </w:r>
+      <w:proofErr w:type="spellStart"/>
+      <w:r>
+        <w:rPr>
+          <w:rFonts w:eastAsia="Calibri" w:cs="Calibri"/>
+          <w:sz w:val="24"/>
+          <w:szCs w:val="24"/>
+        </w:rPr>
+        <w:t>функция</w:t>
+      </w:r>
+      <w:proofErr w:type="spellEnd"/>
+      <w:r>
+        <w:rPr>
+          <w:rFonts w:eastAsia="Calibri" w:cs="Calibri"/>
+          <w:sz w:val="24"/>
+          <w:szCs w:val="24"/>
+        </w:rPr>
+        <w:t xml:space="preserve"> </w:t>
+      </w:r>
+      <w:proofErr w:type="spellStart"/>
+      <w:r>
+        <w:rPr>
+          <w:rFonts w:eastAsia="Calibri" w:cs="Calibri"/>
+          <w:sz w:val="24"/>
+          <w:szCs w:val="24"/>
+        </w:rPr>
+        <w:t>от</w:t>
+      </w:r>
+      <w:proofErr w:type="spellEnd"/>
+      <w:r>
+        <w:rPr>
+          <w:rFonts w:eastAsia="Calibri" w:cs="Calibri"/>
+          <w:sz w:val="24"/>
+          <w:szCs w:val="24"/>
+        </w:rPr>
+        <w:t xml:space="preserve"> </w:t>
+      </w:r>
+      <w:proofErr w:type="spellStart"/>
+      <w:r>
+        <w:rPr>
+          <w:rFonts w:eastAsia="Calibri" w:cs="Calibri"/>
+          <w:sz w:val="24"/>
+          <w:szCs w:val="24"/>
+        </w:rPr>
+        <w:t>стека</w:t>
+      </w:r>
+      <w:proofErr w:type="spellEnd"/>
+      <w:r>
+        <w:rPr>
+          <w:rFonts w:eastAsia="Calibri" w:cs="Calibri"/>
+          <w:sz w:val="24"/>
+          <w:szCs w:val="24"/>
+        </w:rPr>
+        <w:t xml:space="preserve"> е </w:t>
+      </w:r>
+      <w:proofErr w:type="spellStart"/>
+      <w:r>
+        <w:rPr>
+          <w:rFonts w:eastAsia="Calibri" w:cs="Calibri"/>
+          <w:sz w:val="24"/>
+          <w:szCs w:val="24"/>
+        </w:rPr>
+        <w:t>тя</w:t>
+      </w:r>
+      <w:proofErr w:type="spellEnd"/>
+      <w:r>
+        <w:rPr>
+          <w:rFonts w:eastAsia="Calibri" w:cs="Calibri"/>
+          <w:sz w:val="24"/>
+          <w:szCs w:val="24"/>
+        </w:rPr>
+        <w:t xml:space="preserve"> </w:t>
+      </w:r>
+      <w:proofErr w:type="spellStart"/>
+      <w:r>
+        <w:rPr>
+          <w:rFonts w:eastAsia="Calibri" w:cs="Calibri"/>
+          <w:sz w:val="24"/>
+          <w:szCs w:val="24"/>
+        </w:rPr>
+        <w:t>да</w:t>
+      </w:r>
+      <w:proofErr w:type="spellEnd"/>
+      <w:r>
+        <w:rPr>
+          <w:rFonts w:eastAsia="Calibri" w:cs="Calibri"/>
+          <w:sz w:val="24"/>
+          <w:szCs w:val="24"/>
+        </w:rPr>
+        <w:t xml:space="preserve"> </w:t>
+      </w:r>
+      <w:proofErr w:type="spellStart"/>
+      <w:r>
+        <w:rPr>
+          <w:rFonts w:eastAsia="Calibri" w:cs="Calibri"/>
+          <w:sz w:val="24"/>
+          <w:szCs w:val="24"/>
+        </w:rPr>
+        <w:t>прикючи</w:t>
+      </w:r>
+      <w:proofErr w:type="spellEnd"/>
+      <w:r>
+        <w:rPr>
+          <w:rFonts w:eastAsia="Calibri" w:cs="Calibri"/>
+          <w:sz w:val="24"/>
+          <w:szCs w:val="24"/>
+        </w:rPr>
+        <w:t xml:space="preserve">, </w:t>
+      </w:r>
+      <w:proofErr w:type="spellStart"/>
+      <w:r>
+        <w:rPr>
+          <w:rFonts w:eastAsia="Calibri" w:cs="Calibri"/>
+          <w:sz w:val="24"/>
+          <w:szCs w:val="24"/>
+        </w:rPr>
+        <w:t>тоест</w:t>
+      </w:r>
+      <w:proofErr w:type="spellEnd"/>
+      <w:r>
+        <w:rPr>
+          <w:rFonts w:eastAsia="Calibri" w:cs="Calibri"/>
+          <w:sz w:val="24"/>
+          <w:szCs w:val="24"/>
+        </w:rPr>
+        <w:t xml:space="preserve"> </w:t>
+      </w:r>
+      <w:proofErr w:type="spellStart"/>
+      <w:r>
+        <w:rPr>
+          <w:rFonts w:eastAsia="Calibri" w:cs="Calibri"/>
+          <w:sz w:val="24"/>
+          <w:szCs w:val="24"/>
+        </w:rPr>
+        <w:t>да</w:t>
+      </w:r>
+      <w:proofErr w:type="spellEnd"/>
+      <w:r>
+        <w:rPr>
+          <w:rFonts w:eastAsia="Calibri" w:cs="Calibri"/>
+          <w:sz w:val="24"/>
+          <w:szCs w:val="24"/>
+        </w:rPr>
+        <w:t xml:space="preserve"> </w:t>
+      </w:r>
+      <w:proofErr w:type="spellStart"/>
+      <w:r>
+        <w:rPr>
+          <w:rFonts w:eastAsia="Calibri" w:cs="Calibri"/>
+          <w:sz w:val="24"/>
+          <w:szCs w:val="24"/>
+        </w:rPr>
+        <w:t>се</w:t>
+      </w:r>
+      <w:proofErr w:type="spellEnd"/>
+      <w:r>
+        <w:rPr>
+          <w:rFonts w:eastAsia="Calibri" w:cs="Calibri"/>
+          <w:sz w:val="24"/>
+          <w:szCs w:val="24"/>
+        </w:rPr>
+        <w:t xml:space="preserve"> </w:t>
+      </w:r>
+      <w:proofErr w:type="spellStart"/>
+      <w:r>
+        <w:rPr>
+          <w:rFonts w:eastAsia="Calibri" w:cs="Calibri"/>
+          <w:sz w:val="24"/>
+          <w:szCs w:val="24"/>
+        </w:rPr>
+        <w:t>викне</w:t>
+      </w:r>
+      <w:proofErr w:type="spellEnd"/>
+      <w:r>
+        <w:rPr>
+          <w:rFonts w:eastAsia="Calibri" w:cs="Calibri"/>
+          <w:sz w:val="24"/>
+          <w:szCs w:val="24"/>
+        </w:rPr>
+        <w:t xml:space="preserve"> return. </w:t>
+      </w:r>
+      <w:proofErr w:type="spellStart"/>
+      <w:r>
+        <w:rPr>
+          <w:rFonts w:eastAsia="Calibri" w:cs="Calibri"/>
+          <w:sz w:val="24"/>
+          <w:szCs w:val="24"/>
+        </w:rPr>
+        <w:t>Стека</w:t>
+      </w:r>
+      <w:proofErr w:type="spellEnd"/>
+      <w:r>
+        <w:rPr>
+          <w:rFonts w:eastAsia="Calibri" w:cs="Calibri"/>
+          <w:sz w:val="24"/>
+          <w:szCs w:val="24"/>
+        </w:rPr>
+        <w:t xml:space="preserve"> </w:t>
+      </w:r>
+      <w:proofErr w:type="spellStart"/>
+      <w:r>
+        <w:rPr>
+          <w:rFonts w:eastAsia="Calibri" w:cs="Calibri"/>
+          <w:sz w:val="24"/>
+          <w:szCs w:val="24"/>
+        </w:rPr>
+        <w:t>може</w:t>
+      </w:r>
+      <w:proofErr w:type="spellEnd"/>
+      <w:r>
+        <w:rPr>
+          <w:rFonts w:eastAsia="Calibri" w:cs="Calibri"/>
+          <w:sz w:val="24"/>
+          <w:szCs w:val="24"/>
+        </w:rPr>
+        <w:t xml:space="preserve"> </w:t>
+      </w:r>
+      <w:proofErr w:type="spellStart"/>
+      <w:r>
+        <w:rPr>
+          <w:rFonts w:eastAsia="Calibri" w:cs="Calibri"/>
+          <w:sz w:val="24"/>
+          <w:szCs w:val="24"/>
+        </w:rPr>
+        <w:t>да</w:t>
+      </w:r>
+      <w:proofErr w:type="spellEnd"/>
+      <w:r>
+        <w:rPr>
+          <w:rFonts w:eastAsia="Calibri" w:cs="Calibri"/>
+          <w:sz w:val="24"/>
+          <w:szCs w:val="24"/>
+        </w:rPr>
+        <w:t xml:space="preserve"> </w:t>
+      </w:r>
+      <w:proofErr w:type="spellStart"/>
+      <w:r>
+        <w:rPr>
+          <w:rFonts w:eastAsia="Calibri" w:cs="Calibri"/>
+          <w:sz w:val="24"/>
+          <w:szCs w:val="24"/>
+        </w:rPr>
+        <w:t>ра</w:t>
+      </w:r>
+      <w:proofErr w:type="spellEnd"/>
+      <w:r>
+        <w:rPr>
+          <w:rFonts w:eastAsia="Calibri" w:cs="Calibri"/>
+          <w:sz w:val="24"/>
+          <w:szCs w:val="24"/>
+          <w:lang w:val="bg-BG"/>
+        </w:rPr>
+        <w:t>с</w:t>
+      </w:r>
+      <w:proofErr w:type="spellStart"/>
+      <w:r>
+        <w:rPr>
+          <w:rFonts w:eastAsia="Calibri" w:cs="Calibri"/>
+          <w:sz w:val="24"/>
+          <w:szCs w:val="24"/>
+        </w:rPr>
+        <w:t>те</w:t>
+      </w:r>
+      <w:proofErr w:type="spellEnd"/>
+      <w:r>
+        <w:rPr>
+          <w:rFonts w:eastAsia="Calibri" w:cs="Calibri"/>
+          <w:sz w:val="24"/>
+          <w:szCs w:val="24"/>
+        </w:rPr>
+        <w:t xml:space="preserve"> </w:t>
+      </w:r>
+      <w:proofErr w:type="spellStart"/>
+      <w:r>
+        <w:rPr>
+          <w:rFonts w:eastAsia="Calibri" w:cs="Calibri"/>
+          <w:sz w:val="24"/>
+          <w:szCs w:val="24"/>
+        </w:rPr>
+        <w:t>до</w:t>
+      </w:r>
+      <w:proofErr w:type="spellEnd"/>
+      <w:r>
+        <w:rPr>
+          <w:rFonts w:eastAsia="Calibri" w:cs="Calibri"/>
+          <w:sz w:val="24"/>
+          <w:szCs w:val="24"/>
+        </w:rPr>
+        <w:t xml:space="preserve"> </w:t>
+      </w:r>
+      <w:proofErr w:type="spellStart"/>
+      <w:r>
+        <w:rPr>
+          <w:rFonts w:eastAsia="Calibri" w:cs="Calibri"/>
+          <w:sz w:val="24"/>
+          <w:szCs w:val="24"/>
+        </w:rPr>
+        <w:t>безкрай</w:t>
+      </w:r>
+      <w:proofErr w:type="spellEnd"/>
+      <w:r>
+        <w:rPr>
+          <w:rFonts w:eastAsia="Calibri" w:cs="Calibri"/>
+          <w:sz w:val="24"/>
+          <w:szCs w:val="24"/>
+        </w:rPr>
+        <w:t xml:space="preserve"> </w:t>
+      </w:r>
+      <w:proofErr w:type="spellStart"/>
+      <w:r>
+        <w:rPr>
+          <w:rFonts w:eastAsia="Calibri" w:cs="Calibri"/>
+          <w:sz w:val="24"/>
+          <w:szCs w:val="24"/>
+        </w:rPr>
+        <w:t>стига</w:t>
+      </w:r>
+      <w:proofErr w:type="spellEnd"/>
+      <w:r>
+        <w:rPr>
+          <w:rFonts w:eastAsia="Calibri" w:cs="Calibri"/>
+          <w:sz w:val="24"/>
+          <w:szCs w:val="24"/>
+        </w:rPr>
+        <w:t xml:space="preserve"> </w:t>
+      </w:r>
+      <w:proofErr w:type="spellStart"/>
+      <w:r>
+        <w:rPr>
+          <w:rFonts w:eastAsia="Calibri" w:cs="Calibri"/>
+          <w:sz w:val="24"/>
+          <w:szCs w:val="24"/>
+        </w:rPr>
+        <w:t>да</w:t>
+      </w:r>
+      <w:proofErr w:type="spellEnd"/>
+      <w:r>
+        <w:rPr>
+          <w:rFonts w:eastAsia="Calibri" w:cs="Calibri"/>
+          <w:sz w:val="24"/>
+          <w:szCs w:val="24"/>
+        </w:rPr>
+        <w:t xml:space="preserve"> </w:t>
+      </w:r>
+      <w:proofErr w:type="spellStart"/>
+      <w:r>
+        <w:rPr>
+          <w:rFonts w:eastAsia="Calibri" w:cs="Calibri"/>
+          <w:sz w:val="24"/>
+          <w:szCs w:val="24"/>
+        </w:rPr>
+        <w:t>има</w:t>
+      </w:r>
+      <w:proofErr w:type="spellEnd"/>
+      <w:r>
+        <w:rPr>
+          <w:rFonts w:eastAsia="Calibri" w:cs="Calibri"/>
+          <w:sz w:val="24"/>
+          <w:szCs w:val="24"/>
+        </w:rPr>
+        <w:t xml:space="preserve"> </w:t>
+      </w:r>
+      <w:proofErr w:type="spellStart"/>
+      <w:r>
+        <w:rPr>
+          <w:rFonts w:eastAsia="Calibri" w:cs="Calibri"/>
+          <w:sz w:val="24"/>
+          <w:szCs w:val="24"/>
+        </w:rPr>
+        <w:t>достатъчно</w:t>
+      </w:r>
+      <w:proofErr w:type="spellEnd"/>
+      <w:r>
+        <w:rPr>
+          <w:rFonts w:eastAsia="Calibri" w:cs="Calibri"/>
+          <w:sz w:val="24"/>
+          <w:szCs w:val="24"/>
+        </w:rPr>
+        <w:t xml:space="preserve"> RAM </w:t>
+      </w:r>
+      <w:proofErr w:type="spellStart"/>
+      <w:r>
+        <w:rPr>
+          <w:rFonts w:eastAsia="Calibri" w:cs="Calibri"/>
+          <w:sz w:val="24"/>
+          <w:szCs w:val="24"/>
+        </w:rPr>
+        <w:t>памет</w:t>
+      </w:r>
+      <w:proofErr w:type="spellEnd"/>
+      <w:r>
+        <w:rPr>
+          <w:rFonts w:eastAsia="Calibri" w:cs="Calibri"/>
+          <w:sz w:val="24"/>
+          <w:szCs w:val="24"/>
+        </w:rPr>
+        <w:t xml:space="preserve">. </w:t>
+      </w:r>
+      <w:proofErr w:type="spellStart"/>
+      <w:r>
+        <w:rPr>
+          <w:rFonts w:eastAsia="Calibri" w:cs="Calibri"/>
+          <w:sz w:val="24"/>
+          <w:szCs w:val="24"/>
+        </w:rPr>
+        <w:t>Единственото</w:t>
+      </w:r>
+      <w:proofErr w:type="spellEnd"/>
+      <w:r>
+        <w:rPr>
+          <w:rFonts w:eastAsia="Calibri" w:cs="Calibri"/>
+          <w:sz w:val="24"/>
+          <w:szCs w:val="24"/>
+        </w:rPr>
+        <w:t xml:space="preserve">, </w:t>
+      </w:r>
+      <w:proofErr w:type="spellStart"/>
+      <w:r>
+        <w:rPr>
+          <w:rFonts w:eastAsia="Calibri" w:cs="Calibri"/>
+          <w:sz w:val="24"/>
+          <w:szCs w:val="24"/>
+        </w:rPr>
+        <w:t>което</w:t>
+      </w:r>
+      <w:proofErr w:type="spellEnd"/>
+      <w:r>
+        <w:rPr>
+          <w:rFonts w:eastAsia="Calibri" w:cs="Calibri"/>
+          <w:sz w:val="24"/>
+          <w:szCs w:val="24"/>
+        </w:rPr>
+        <w:t xml:space="preserve"> </w:t>
+      </w:r>
+      <w:proofErr w:type="spellStart"/>
+      <w:r>
+        <w:rPr>
+          <w:rFonts w:eastAsia="Calibri" w:cs="Calibri"/>
+          <w:sz w:val="24"/>
+          <w:szCs w:val="24"/>
+        </w:rPr>
+        <w:t>го</w:t>
+      </w:r>
+      <w:proofErr w:type="spellEnd"/>
+      <w:r>
+        <w:rPr>
+          <w:rFonts w:eastAsia="Calibri" w:cs="Calibri"/>
+          <w:sz w:val="24"/>
+          <w:szCs w:val="24"/>
+        </w:rPr>
+        <w:t xml:space="preserve"> </w:t>
+      </w:r>
+      <w:proofErr w:type="spellStart"/>
+      <w:r>
+        <w:rPr>
+          <w:rFonts w:eastAsia="Calibri" w:cs="Calibri"/>
+          <w:sz w:val="24"/>
+          <w:szCs w:val="24"/>
+        </w:rPr>
+        <w:t>ограничава</w:t>
+      </w:r>
+      <w:proofErr w:type="spellEnd"/>
+      <w:r>
+        <w:rPr>
+          <w:rFonts w:eastAsia="Calibri" w:cs="Calibri"/>
+          <w:sz w:val="24"/>
+          <w:szCs w:val="24"/>
+        </w:rPr>
+        <w:t xml:space="preserve"> е </w:t>
+      </w:r>
+      <w:r>
+        <w:rPr>
+          <w:rFonts w:eastAsia="Calibri" w:cs="Calibri"/>
+          <w:sz w:val="24"/>
+          <w:szCs w:val="24"/>
+          <w:lang w:val="bg-BG"/>
+        </w:rPr>
+        <w:t>предварително определения от компютърната система размер на стека.</w:t>
+      </w:r>
+    </w:p>
+    <w:p>
+      <w:pPr>
+        <w:spacing w:after="200" w:line="276" w:lineRule="auto"/>
+        <w:jc w:val="both"/>
+        <w:rPr>
+          <w:rFonts w:ascii="Calibri" w:eastAsia="Calibri" w:hAnsi="Calibri" w:cs="Calibri"/>
+          <w:sz w:val="24"/>
+          <w:szCs w:val="24"/>
+          <w:lang w:val="bg-BG"/>
+        </w:rPr>
+      </w:pPr>
+      <w:proofErr w:type="spellStart"/>
+      <w:r>
+        <w:rPr>
+          <w:rFonts w:eastAsia="Calibri" w:cs="Calibri"/>
+          <w:sz w:val="24"/>
+          <w:szCs w:val="24"/>
+        </w:rPr>
+        <w:t>Рекурсия</w:t>
+      </w:r>
+      <w:proofErr w:type="spellEnd"/>
+      <w:r>
+        <w:rPr>
+          <w:rFonts w:eastAsia="Calibri" w:cs="Calibri"/>
+          <w:sz w:val="24"/>
+          <w:szCs w:val="24"/>
+        </w:rPr>
+        <w:t xml:space="preserve"> - </w:t>
+      </w:r>
+      <w:proofErr w:type="spellStart"/>
+      <w:r>
+        <w:rPr>
+          <w:rFonts w:eastAsia="Calibri" w:cs="Calibri"/>
+          <w:sz w:val="24"/>
+          <w:szCs w:val="24"/>
+        </w:rPr>
+        <w:t>това</w:t>
+      </w:r>
+      <w:proofErr w:type="spellEnd"/>
+      <w:r>
+        <w:rPr>
+          <w:rFonts w:eastAsia="Calibri" w:cs="Calibri"/>
+          <w:sz w:val="24"/>
+          <w:szCs w:val="24"/>
+        </w:rPr>
+        <w:t xml:space="preserve"> </w:t>
+      </w:r>
+      <w:proofErr w:type="spellStart"/>
+      <w:r>
+        <w:rPr>
+          <w:rFonts w:eastAsia="Calibri" w:cs="Calibri"/>
+          <w:sz w:val="24"/>
+          <w:szCs w:val="24"/>
+        </w:rPr>
+        <w:t>една</w:t>
+      </w:r>
+      <w:proofErr w:type="spellEnd"/>
+      <w:r>
+        <w:rPr>
+          <w:rFonts w:eastAsia="Calibri" w:cs="Calibri"/>
+          <w:sz w:val="24"/>
+          <w:szCs w:val="24"/>
+        </w:rPr>
+        <w:t xml:space="preserve"> </w:t>
+      </w:r>
+      <w:proofErr w:type="spellStart"/>
+      <w:r>
+        <w:rPr>
+          <w:rFonts w:eastAsia="Calibri" w:cs="Calibri"/>
+          <w:sz w:val="24"/>
+          <w:szCs w:val="24"/>
+        </w:rPr>
+        <w:t>функция</w:t>
+      </w:r>
+      <w:proofErr w:type="spellEnd"/>
+      <w:r>
+        <w:rPr>
+          <w:rFonts w:eastAsia="Calibri" w:cs="Calibri"/>
+          <w:sz w:val="24"/>
+          <w:szCs w:val="24"/>
+        </w:rPr>
+        <w:t xml:space="preserve"> </w:t>
+      </w:r>
+      <w:proofErr w:type="spellStart"/>
+      <w:r>
+        <w:rPr>
+          <w:rFonts w:eastAsia="Calibri" w:cs="Calibri"/>
+          <w:sz w:val="24"/>
+          <w:szCs w:val="24"/>
+        </w:rPr>
+        <w:t>да</w:t>
+      </w:r>
+      <w:proofErr w:type="spellEnd"/>
+      <w:r>
+        <w:rPr>
+          <w:rFonts w:eastAsia="Calibri" w:cs="Calibri"/>
+          <w:sz w:val="24"/>
+          <w:szCs w:val="24"/>
+        </w:rPr>
+        <w:t xml:space="preserve"> </w:t>
+      </w:r>
+      <w:proofErr w:type="spellStart"/>
+      <w:r>
+        <w:rPr>
+          <w:rFonts w:eastAsia="Calibri" w:cs="Calibri"/>
+          <w:sz w:val="24"/>
+          <w:szCs w:val="24"/>
+        </w:rPr>
+        <w:t>извиква</w:t>
+      </w:r>
+      <w:proofErr w:type="spellEnd"/>
+      <w:r>
+        <w:rPr>
+          <w:rFonts w:eastAsia="Calibri" w:cs="Calibri"/>
+          <w:sz w:val="24"/>
+          <w:szCs w:val="24"/>
+        </w:rPr>
+        <w:t xml:space="preserve"> </w:t>
+      </w:r>
+      <w:proofErr w:type="spellStart"/>
+      <w:r>
+        <w:rPr>
+          <w:rFonts w:eastAsia="Calibri" w:cs="Calibri"/>
+          <w:sz w:val="24"/>
+          <w:szCs w:val="24"/>
+        </w:rPr>
+        <w:t>отново</w:t>
+      </w:r>
+      <w:proofErr w:type="spellEnd"/>
+      <w:r>
+        <w:rPr>
+          <w:rFonts w:eastAsia="Calibri" w:cs="Calibri"/>
+          <w:sz w:val="24"/>
+          <w:szCs w:val="24"/>
+        </w:rPr>
+        <w:t xml:space="preserve"> </w:t>
+      </w:r>
+      <w:proofErr w:type="spellStart"/>
+      <w:r>
+        <w:rPr>
+          <w:rFonts w:eastAsia="Calibri" w:cs="Calibri"/>
+          <w:sz w:val="24"/>
+          <w:szCs w:val="24"/>
+        </w:rPr>
+        <w:t>себи</w:t>
+      </w:r>
+      <w:proofErr w:type="spellEnd"/>
+      <w:r>
+        <w:rPr>
+          <w:rFonts w:eastAsia="Calibri" w:cs="Calibri"/>
+          <w:sz w:val="24"/>
+          <w:szCs w:val="24"/>
+          <w:lang w:val="bg-BG"/>
+        </w:rPr>
+        <w:t xml:space="preserve"> </w:t>
+      </w:r>
+      <w:proofErr w:type="spellStart"/>
+      <w:r>
+        <w:rPr>
+          <w:rFonts w:eastAsia="Calibri" w:cs="Calibri"/>
+          <w:sz w:val="24"/>
+          <w:szCs w:val="24"/>
+        </w:rPr>
+        <w:t>си</w:t>
+      </w:r>
+      <w:proofErr w:type="spellEnd"/>
+      <w:r>
+        <w:rPr>
+          <w:rFonts w:eastAsia="Calibri" w:cs="Calibri"/>
+          <w:sz w:val="24"/>
+          <w:szCs w:val="24"/>
+        </w:rPr>
+        <w:t xml:space="preserve"> </w:t>
+      </w:r>
+      <w:proofErr w:type="spellStart"/>
+      <w:r>
+        <w:rPr>
+          <w:rFonts w:eastAsia="Calibri" w:cs="Calibri"/>
+          <w:sz w:val="24"/>
+          <w:szCs w:val="24"/>
+        </w:rPr>
+        <w:t>докато</w:t>
+      </w:r>
+      <w:proofErr w:type="spellEnd"/>
+      <w:r>
+        <w:rPr>
+          <w:rFonts w:eastAsia="Calibri" w:cs="Calibri"/>
+          <w:sz w:val="24"/>
+          <w:szCs w:val="24"/>
+        </w:rPr>
+        <w:t xml:space="preserve"> </w:t>
+      </w:r>
+      <w:proofErr w:type="spellStart"/>
+      <w:r>
+        <w:rPr>
+          <w:rFonts w:eastAsia="Calibri" w:cs="Calibri"/>
+          <w:sz w:val="24"/>
+          <w:szCs w:val="24"/>
+        </w:rPr>
+        <w:t>тя</w:t>
+      </w:r>
+      <w:proofErr w:type="spellEnd"/>
+      <w:r>
+        <w:rPr>
+          <w:rFonts w:eastAsia="Calibri" w:cs="Calibri"/>
+          <w:sz w:val="24"/>
+          <w:szCs w:val="24"/>
+        </w:rPr>
+        <w:t xml:space="preserve"> </w:t>
+      </w:r>
+      <w:proofErr w:type="spellStart"/>
+      <w:r>
+        <w:rPr>
+          <w:rFonts w:eastAsia="Calibri" w:cs="Calibri"/>
+          <w:sz w:val="24"/>
+          <w:szCs w:val="24"/>
+        </w:rPr>
+        <w:t>още</w:t>
+      </w:r>
+      <w:proofErr w:type="spellEnd"/>
+      <w:r>
+        <w:rPr>
+          <w:rFonts w:eastAsia="Calibri" w:cs="Calibri"/>
+          <w:sz w:val="24"/>
+          <w:szCs w:val="24"/>
+        </w:rPr>
+        <w:t xml:space="preserve"> </w:t>
+      </w:r>
+      <w:proofErr w:type="spellStart"/>
+      <w:r>
+        <w:rPr>
+          <w:rFonts w:eastAsia="Calibri" w:cs="Calibri"/>
+          <w:sz w:val="24"/>
+          <w:szCs w:val="24"/>
+        </w:rPr>
+        <w:t>продължава</w:t>
+      </w:r>
+      <w:proofErr w:type="spellEnd"/>
+      <w:r>
+        <w:rPr>
+          <w:rFonts w:eastAsia="Calibri" w:cs="Calibri"/>
+          <w:sz w:val="24"/>
+          <w:szCs w:val="24"/>
+        </w:rPr>
+        <w:t xml:space="preserve">. </w:t>
+      </w:r>
+      <w:proofErr w:type="spellStart"/>
+      <w:r>
+        <w:rPr>
+          <w:rFonts w:eastAsia="Calibri" w:cs="Calibri"/>
+          <w:sz w:val="24"/>
+          <w:szCs w:val="24"/>
+        </w:rPr>
+        <w:t>Тоа</w:t>
+      </w:r>
+      <w:proofErr w:type="spellEnd"/>
+      <w:r>
+        <w:rPr>
+          <w:rFonts w:eastAsia="Calibri" w:cs="Calibri"/>
+          <w:sz w:val="24"/>
+          <w:szCs w:val="24"/>
+        </w:rPr>
+        <w:t xml:space="preserve"> </w:t>
+      </w:r>
+      <w:proofErr w:type="spellStart"/>
+      <w:r>
+        <w:rPr>
+          <w:rFonts w:eastAsia="Calibri" w:cs="Calibri"/>
+          <w:sz w:val="24"/>
+          <w:szCs w:val="24"/>
+        </w:rPr>
+        <w:t>води</w:t>
+      </w:r>
+      <w:proofErr w:type="spellEnd"/>
+      <w:r>
+        <w:rPr>
+          <w:rFonts w:eastAsia="Calibri" w:cs="Calibri"/>
+          <w:sz w:val="24"/>
+          <w:szCs w:val="24"/>
+        </w:rPr>
+        <w:t xml:space="preserve"> </w:t>
+      </w:r>
+      <w:proofErr w:type="spellStart"/>
+      <w:r>
+        <w:rPr>
+          <w:rFonts w:eastAsia="Calibri" w:cs="Calibri"/>
+          <w:sz w:val="24"/>
+          <w:szCs w:val="24"/>
+        </w:rPr>
+        <w:t>до</w:t>
+      </w:r>
+      <w:proofErr w:type="spellEnd"/>
+      <w:r>
+        <w:rPr>
+          <w:rFonts w:eastAsia="Calibri" w:cs="Calibri"/>
+          <w:sz w:val="24"/>
+          <w:szCs w:val="24"/>
+        </w:rPr>
+        <w:t xml:space="preserve"> </w:t>
+      </w:r>
+      <w:proofErr w:type="spellStart"/>
+      <w:r>
+        <w:rPr>
+          <w:rFonts w:eastAsia="Calibri" w:cs="Calibri"/>
+          <w:sz w:val="24"/>
+          <w:szCs w:val="24"/>
+        </w:rPr>
+        <w:t>голям</w:t>
+      </w:r>
+      <w:proofErr w:type="spellEnd"/>
+      <w:r>
+        <w:rPr>
+          <w:rFonts w:eastAsia="Calibri" w:cs="Calibri"/>
+          <w:sz w:val="24"/>
+          <w:szCs w:val="24"/>
+          <w:lang w:val="bg-BG"/>
+        </w:rPr>
+        <w:t>о</w:t>
+      </w:r>
+      <w:r>
+        <w:rPr>
+          <w:rFonts w:eastAsia="Calibri" w:cs="Calibri"/>
+          <w:sz w:val="24"/>
+          <w:szCs w:val="24"/>
+        </w:rPr>
+        <w:t xml:space="preserve"> </w:t>
+      </w:r>
+      <w:proofErr w:type="spellStart"/>
+      <w:r>
+        <w:rPr>
+          <w:rFonts w:eastAsia="Calibri" w:cs="Calibri"/>
+          <w:sz w:val="24"/>
+          <w:szCs w:val="24"/>
+        </w:rPr>
+        <w:t>струпване</w:t>
+      </w:r>
+      <w:proofErr w:type="spellEnd"/>
+      <w:r>
+        <w:rPr>
+          <w:rFonts w:eastAsia="Calibri" w:cs="Calibri"/>
+          <w:sz w:val="24"/>
+          <w:szCs w:val="24"/>
+        </w:rPr>
+        <w:t xml:space="preserve"> </w:t>
+      </w:r>
+      <w:proofErr w:type="spellStart"/>
+      <w:r>
+        <w:rPr>
+          <w:rFonts w:eastAsia="Calibri" w:cs="Calibri"/>
+          <w:sz w:val="24"/>
+          <w:szCs w:val="24"/>
+        </w:rPr>
+        <w:t>на</w:t>
+      </w:r>
+      <w:proofErr w:type="spellEnd"/>
+      <w:r>
+        <w:rPr>
+          <w:rFonts w:eastAsia="Calibri" w:cs="Calibri"/>
+          <w:sz w:val="24"/>
+          <w:szCs w:val="24"/>
+        </w:rPr>
+        <w:t xml:space="preserve"> </w:t>
+      </w:r>
+      <w:proofErr w:type="spellStart"/>
+      <w:r>
+        <w:rPr>
+          <w:rFonts w:eastAsia="Calibri" w:cs="Calibri"/>
+          <w:sz w:val="24"/>
+          <w:szCs w:val="24"/>
+        </w:rPr>
+        <w:t>информация</w:t>
+      </w:r>
+      <w:proofErr w:type="spellEnd"/>
+      <w:r>
+        <w:rPr>
+          <w:rFonts w:eastAsia="Calibri" w:cs="Calibri"/>
+          <w:sz w:val="24"/>
+          <w:szCs w:val="24"/>
+        </w:rPr>
+        <w:t xml:space="preserve"> в </w:t>
+      </w:r>
+      <w:proofErr w:type="spellStart"/>
+      <w:r>
+        <w:rPr>
+          <w:rFonts w:eastAsia="Calibri" w:cs="Calibri"/>
+          <w:sz w:val="24"/>
+          <w:szCs w:val="24"/>
+        </w:rPr>
+        <w:t>ст</w:t>
+      </w:r>
+      <w:proofErr w:type="spellEnd"/>
+      <w:r>
+        <w:rPr>
+          <w:rFonts w:eastAsia="Calibri" w:cs="Calibri"/>
+          <w:sz w:val="24"/>
+          <w:szCs w:val="24"/>
+          <w:lang w:val="bg-BG"/>
+        </w:rPr>
+        <w:t>е</w:t>
+      </w:r>
+      <w:proofErr w:type="spellStart"/>
+      <w:r>
+        <w:rPr>
+          <w:rFonts w:eastAsia="Calibri" w:cs="Calibri"/>
+          <w:sz w:val="24"/>
+          <w:szCs w:val="24"/>
+        </w:rPr>
+        <w:t>ка</w:t>
+      </w:r>
+      <w:proofErr w:type="spellEnd"/>
+      <w:r>
+        <w:rPr>
+          <w:rFonts w:eastAsia="Calibri" w:cs="Calibri"/>
+          <w:sz w:val="24"/>
+          <w:szCs w:val="24"/>
+        </w:rPr>
+        <w:t xml:space="preserve">. И </w:t>
+      </w:r>
+      <w:proofErr w:type="spellStart"/>
+      <w:r>
+        <w:rPr>
+          <w:rFonts w:eastAsia="Calibri" w:cs="Calibri"/>
+          <w:sz w:val="24"/>
+          <w:szCs w:val="24"/>
+        </w:rPr>
+        <w:t>това</w:t>
+      </w:r>
+      <w:proofErr w:type="spellEnd"/>
+      <w:r>
+        <w:rPr>
+          <w:rFonts w:eastAsia="Calibri" w:cs="Calibri"/>
+          <w:sz w:val="24"/>
+          <w:szCs w:val="24"/>
+        </w:rPr>
+        <w:t xml:space="preserve"> </w:t>
+      </w:r>
+      <w:proofErr w:type="spellStart"/>
+      <w:r>
+        <w:rPr>
+          <w:rFonts w:eastAsia="Calibri" w:cs="Calibri"/>
+          <w:sz w:val="24"/>
+          <w:szCs w:val="24"/>
+        </w:rPr>
+        <w:t>прави</w:t>
+      </w:r>
+      <w:proofErr w:type="spellEnd"/>
+      <w:r>
+        <w:rPr>
+          <w:rFonts w:eastAsia="Calibri" w:cs="Calibri"/>
+          <w:sz w:val="24"/>
+          <w:szCs w:val="24"/>
+        </w:rPr>
+        <w:t xml:space="preserve"> </w:t>
+      </w:r>
+      <w:proofErr w:type="spellStart"/>
+      <w:r>
+        <w:rPr>
+          <w:rFonts w:eastAsia="Calibri" w:cs="Calibri"/>
+          <w:sz w:val="24"/>
+          <w:szCs w:val="24"/>
+        </w:rPr>
+        <w:t>рекурсията</w:t>
+      </w:r>
+      <w:proofErr w:type="spellEnd"/>
+      <w:r>
+        <w:rPr>
+          <w:rFonts w:eastAsia="Calibri" w:cs="Calibri"/>
+          <w:sz w:val="24"/>
+          <w:szCs w:val="24"/>
+        </w:rPr>
+        <w:t xml:space="preserve"> </w:t>
+      </w:r>
+      <w:proofErr w:type="spellStart"/>
+      <w:r>
+        <w:rPr>
+          <w:rFonts w:eastAsia="Calibri" w:cs="Calibri"/>
+          <w:sz w:val="24"/>
+          <w:szCs w:val="24"/>
+        </w:rPr>
+        <w:t>метод</w:t>
+      </w:r>
+      <w:proofErr w:type="spellEnd"/>
+      <w:r>
+        <w:rPr>
+          <w:rFonts w:eastAsia="Calibri" w:cs="Calibri"/>
+          <w:sz w:val="24"/>
+          <w:szCs w:val="24"/>
+        </w:rPr>
+        <w:t xml:space="preserve">, </w:t>
+      </w:r>
+      <w:proofErr w:type="spellStart"/>
+      <w:r>
+        <w:rPr>
+          <w:rFonts w:eastAsia="Calibri" w:cs="Calibri"/>
+          <w:sz w:val="24"/>
+          <w:szCs w:val="24"/>
+        </w:rPr>
+        <w:t>който</w:t>
+      </w:r>
+      <w:proofErr w:type="spellEnd"/>
+      <w:r>
+        <w:rPr>
+          <w:rFonts w:eastAsia="Calibri" w:cs="Calibri"/>
+          <w:sz w:val="24"/>
+          <w:szCs w:val="24"/>
+        </w:rPr>
+        <w:t xml:space="preserve"> </w:t>
+      </w:r>
+      <w:proofErr w:type="spellStart"/>
+      <w:r>
+        <w:rPr>
+          <w:rFonts w:eastAsia="Calibri" w:cs="Calibri"/>
+          <w:sz w:val="24"/>
+          <w:szCs w:val="24"/>
+        </w:rPr>
+        <w:t>трябва</w:t>
+      </w:r>
+      <w:proofErr w:type="spellEnd"/>
+      <w:r>
+        <w:rPr>
+          <w:rFonts w:eastAsia="Calibri" w:cs="Calibri"/>
+          <w:sz w:val="24"/>
+          <w:szCs w:val="24"/>
+        </w:rPr>
+        <w:t xml:space="preserve"> </w:t>
+      </w:r>
+      <w:proofErr w:type="spellStart"/>
+      <w:r>
+        <w:rPr>
+          <w:rFonts w:eastAsia="Calibri" w:cs="Calibri"/>
+          <w:sz w:val="24"/>
+          <w:szCs w:val="24"/>
+        </w:rPr>
+        <w:t>да</w:t>
+      </w:r>
+      <w:proofErr w:type="spellEnd"/>
+      <w:r>
+        <w:rPr>
+          <w:rFonts w:eastAsia="Calibri" w:cs="Calibri"/>
+          <w:sz w:val="24"/>
+          <w:szCs w:val="24"/>
+        </w:rPr>
+        <w:t xml:space="preserve"> </w:t>
+      </w:r>
+      <w:proofErr w:type="spellStart"/>
+      <w:r>
+        <w:rPr>
+          <w:rFonts w:eastAsia="Calibri" w:cs="Calibri"/>
+          <w:sz w:val="24"/>
+          <w:szCs w:val="24"/>
+        </w:rPr>
+        <w:t>бива</w:t>
+      </w:r>
+      <w:proofErr w:type="spellEnd"/>
+      <w:r>
+        <w:rPr>
+          <w:rFonts w:eastAsia="Calibri" w:cs="Calibri"/>
+          <w:sz w:val="24"/>
+          <w:szCs w:val="24"/>
+        </w:rPr>
+        <w:t xml:space="preserve"> </w:t>
+      </w:r>
+      <w:proofErr w:type="spellStart"/>
+      <w:r>
+        <w:rPr>
+          <w:rFonts w:eastAsia="Calibri" w:cs="Calibri"/>
+          <w:sz w:val="24"/>
+          <w:szCs w:val="24"/>
+        </w:rPr>
+        <w:t>избягван</w:t>
+      </w:r>
+      <w:proofErr w:type="spellEnd"/>
+      <w:r>
+        <w:rPr>
+          <w:rFonts w:eastAsia="Calibri" w:cs="Calibri"/>
+          <w:sz w:val="24"/>
+          <w:szCs w:val="24"/>
+        </w:rPr>
+        <w:t xml:space="preserve"> в </w:t>
+      </w:r>
+      <w:proofErr w:type="spellStart"/>
+      <w:r>
+        <w:rPr>
+          <w:rFonts w:eastAsia="Calibri" w:cs="Calibri"/>
+          <w:sz w:val="24"/>
+          <w:szCs w:val="24"/>
+        </w:rPr>
+        <w:t>генералния</w:t>
+      </w:r>
+      <w:proofErr w:type="spellEnd"/>
+      <w:r>
+        <w:rPr>
+          <w:rFonts w:eastAsia="Calibri" w:cs="Calibri"/>
+          <w:sz w:val="24"/>
+          <w:szCs w:val="24"/>
+        </w:rPr>
+        <w:t xml:space="preserve"> </w:t>
+      </w:r>
+      <w:proofErr w:type="spellStart"/>
+      <w:r>
+        <w:rPr>
+          <w:rFonts w:eastAsia="Calibri" w:cs="Calibri"/>
+          <w:sz w:val="24"/>
+          <w:szCs w:val="24"/>
+        </w:rPr>
+        <w:t>случай</w:t>
+      </w:r>
+      <w:proofErr w:type="spellEnd"/>
+      <w:r>
+        <w:rPr>
+          <w:rFonts w:eastAsia="Calibri" w:cs="Calibri"/>
+          <w:sz w:val="24"/>
+          <w:szCs w:val="24"/>
+        </w:rPr>
+        <w:t xml:space="preserve"> </w:t>
+      </w:r>
+      <w:proofErr w:type="spellStart"/>
+      <w:r>
+        <w:rPr>
+          <w:rFonts w:eastAsia="Calibri" w:cs="Calibri"/>
+          <w:sz w:val="24"/>
+          <w:szCs w:val="24"/>
+        </w:rPr>
+        <w:t>на</w:t>
+      </w:r>
+      <w:proofErr w:type="spellEnd"/>
+      <w:r>
+        <w:rPr>
+          <w:rFonts w:eastAsia="Calibri" w:cs="Calibri"/>
+          <w:sz w:val="24"/>
+          <w:szCs w:val="24"/>
+        </w:rPr>
+        <w:t xml:space="preserve"> </w:t>
+      </w:r>
+      <w:proofErr w:type="spellStart"/>
+      <w:r>
+        <w:rPr>
+          <w:rFonts w:eastAsia="Calibri" w:cs="Calibri"/>
+          <w:sz w:val="24"/>
+          <w:szCs w:val="24"/>
+        </w:rPr>
+        <w:t>имплементация</w:t>
+      </w:r>
+      <w:proofErr w:type="spellEnd"/>
+      <w:r>
+        <w:rPr>
+          <w:rFonts w:eastAsia="Calibri" w:cs="Calibri"/>
+          <w:sz w:val="24"/>
+          <w:szCs w:val="24"/>
+        </w:rPr>
+        <w:t xml:space="preserve"> </w:t>
+      </w:r>
+      <w:proofErr w:type="spellStart"/>
+      <w:r>
+        <w:rPr>
+          <w:rFonts w:eastAsia="Calibri" w:cs="Calibri"/>
+          <w:sz w:val="24"/>
+          <w:szCs w:val="24"/>
+        </w:rPr>
+        <w:t>на</w:t>
+      </w:r>
+      <w:proofErr w:type="spellEnd"/>
+      <w:r>
+        <w:rPr>
+          <w:rFonts w:eastAsia="Calibri" w:cs="Calibri"/>
+          <w:sz w:val="24"/>
+          <w:szCs w:val="24"/>
+        </w:rPr>
+        <w:t xml:space="preserve"> </w:t>
+      </w:r>
+      <w:proofErr w:type="spellStart"/>
+      <w:r>
+        <w:rPr>
+          <w:rFonts w:eastAsia="Calibri" w:cs="Calibri"/>
+          <w:sz w:val="24"/>
+          <w:szCs w:val="24"/>
+        </w:rPr>
+        <w:t>някакъв</w:t>
+      </w:r>
+      <w:proofErr w:type="spellEnd"/>
+      <w:r>
+        <w:rPr>
+          <w:rFonts w:eastAsia="Calibri" w:cs="Calibri"/>
+          <w:sz w:val="24"/>
+          <w:szCs w:val="24"/>
+        </w:rPr>
+        <w:t xml:space="preserve"> </w:t>
+      </w:r>
+      <w:proofErr w:type="spellStart"/>
+      <w:r>
+        <w:rPr>
+          <w:rFonts w:eastAsia="Calibri" w:cs="Calibri"/>
+          <w:sz w:val="24"/>
+          <w:szCs w:val="24"/>
+        </w:rPr>
+        <w:t>алгоритм</w:t>
+      </w:r>
+      <w:proofErr w:type="spellEnd"/>
+      <w:r>
+        <w:rPr>
+          <w:rFonts w:eastAsia="Calibri" w:cs="Calibri"/>
+          <w:sz w:val="24"/>
+          <w:szCs w:val="24"/>
+        </w:rPr>
+        <w:t>.</w:t>
+      </w:r>
+      <w:r>
+        <w:rPr>
+          <w:rFonts w:eastAsia="Calibri" w:cs="Calibri"/>
+          <w:sz w:val="24"/>
+          <w:szCs w:val="24"/>
+          <w:lang w:val="bg-BG"/>
+        </w:rPr>
+        <w:t xml:space="preserve"> Единствено се използва за някои алгоритми, защото са много по ефикасни ако се имплементират с рекурсия (пример: </w:t>
+      </w:r>
+      <w:proofErr w:type="spellStart"/>
+      <w:r>
+        <w:rPr>
+          <w:rFonts w:eastAsia="Calibri" w:cs="Calibri"/>
+          <w:sz w:val="24"/>
+          <w:szCs w:val="24"/>
+          <w:lang w:val="bg-BG"/>
+        </w:rPr>
+        <w:t>Фибоначи</w:t>
+      </w:r>
+      <w:proofErr w:type="spellEnd"/>
+      <w:r>
+        <w:rPr>
+          <w:rFonts w:eastAsia="Calibri" w:cs="Calibri"/>
+          <w:sz w:val="24"/>
+          <w:szCs w:val="24"/>
+          <w:lang w:val="bg-BG"/>
+        </w:rPr>
+        <w:t>)</w:t>
+      </w:r>
+    </w:p>
+    <w:p>
+      <w:pPr>
+        <w:rPr>
+          <w:sz w:val="24"/>
+          <w:szCs w:val="24"/>
+          <w:lang w:val="bg-BG"/>
+        </w:rPr>
+      </w:pPr>
     </w:p>
     <w:sectPr>
       <w:pgSz w:w="11906" w:h="16838"/>
@@ -774,7 +2975,7 @@
 </file>
 
 <file path=word/numbering.xml><?xml version="1.0" encoding="utf-8"?>
-<w:numbering xmlns:wpc="http://schemas.microsoft.com/office/word/2010/wordprocessingCanvas" xmlns:cx="http://schemas.microsoft.com/office/drawing/2014/chartex" xmlns:cx1="http://schemas.microsoft.com/office/drawing/2015/9/8/chartex" xmlns:cx2="http://schemas.microsoft.com/office/drawing/2015/10/21/chartex" xmlns:cx3="http://schemas.microsoft.com/office/drawing/2016/5/9/chartex" xmlns:cx4="http://schemas.microsoft.com/office/drawing/2016/5/10/chartex" xmlns:cx5="http://schemas.microsoft.com/office/drawing/2016/5/11/chartex" xmlns:cx6="http://schemas.microsoft.com/office/drawing/2016/5/12/chartex" xmlns:cx7="http://schemas.microsoft.com/office/drawing/2016/5/13/chartex" xmlns:cx8="http://schemas.microsoft.com/office/drawing/2016/5/14/chartex" xmlns:mc="http://schemas.openxmlformats.org/markup-compatibility/2006" xmlns:aink="http://schemas.microsoft.com/office/drawing/2016/ink" xmlns:am3d="http://schemas.microsoft.com/office/drawing/2017/model3d" xmlns:o="urn:schemas-microsoft-com:office:office" xmlns:oel="http://schemas.microsoft.com/office/2019/extlst" xmlns:r="http://schemas.openxmlformats.org/officeDocument/2006/relationships" xmlns:m="http://schemas.openxmlformats.org/officeDocument/2006/math" xmlns:v="urn:schemas-microsoft-com:vml" xmlns:wp14="http://schemas.microsoft.com/office/word/2010/wordprocessingDrawing" xmlns:wp="http://schemas.openxmlformats.org/drawingml/2006/wordprocessingDrawing" xmlns:w10="urn:schemas-microsoft-com:office:word" xmlns:w="http://schemas.openxmlformats.org/wordprocessingml/2006/main" xmlns:w14="http://schemas.microsoft.com/office/word/2010/wordml" xmlns:w15="http://schemas.microsoft.com/office/word/2012/wordml" xmlns:w16cex="http://schemas.microsoft.com/office/word/2018/wordml/cex" xmlns:w16cid="http://schemas.microsoft.com/office/word/2016/wordml/cid" xmlns:w16="http://schemas.microsoft.com/office/word/2018/wordml" xmlns:w16sdtdh="http://schemas.microsoft.com/office/word/2020/wordml/sdtdatahash" xmlns:w16se="http://schemas.microsoft.com/office/word/2015/wordml/symex" xmlns:wpg="http://schemas.microsoft.com/office/word/2010/wordprocessingGroup" xmlns:wpi="http://schemas.microsoft.com/office/word/2010/wordprocessingInk" xmlns:wne="http://schemas.microsoft.com/office/word/2006/wordml" xmlns:wps="http://schemas.microsoft.com/office/word/2010/wordprocessingShape" mc:Ignorable="w14 w15 w16se w16cid w16 w16cex w16sdtdh wp14">
+<w:numbering xmlns:wpc="http://schemas.microsoft.com/office/word/2010/wordprocessingCanvas" xmlns:cx="http://schemas.microsoft.com/office/drawing/2014/chartex" xmlns:cx1="http://schemas.microsoft.com/office/drawing/2015/9/8/chartex" xmlns:cx2="http://schemas.microsoft.com/office/drawing/2015/10/21/chartex" xmlns:cx3="http://schemas.microsoft.com/office/drawing/2016/5/9/chartex" xmlns:cx4="http://schemas.microsoft.com/office/drawing/2016/5/10/chartex" xmlns:cx5="http://schemas.microsoft.com/office/drawing/2016/5/11/chartex" xmlns:cx6="http://schemas.microsoft.com/office/drawing/2016/5/12/chartex" xmlns:cx7="http://schemas.microsoft.com/office/drawing/2016/5/13/chartex" xmlns:cx8="http://schemas.microsoft.com/office/drawing/2016/5/14/chartex" xmlns:mc="http://schemas.openxmlformats.org/markup-compatibility/2006" xmlns:aink="http://schemas.microsoft.com/office/drawing/2016/ink" xmlns:am3d="http://schemas.microsoft.com/office/drawing/2017/model3d" xmlns:o="urn:schemas-microsoft-com:office:office" xmlns:oel="http://schemas.microsoft.com/office/2019/extlst" xmlns:r="http://schemas.openxmlformats.org/officeDocument/2006/relationships" xmlns:m="http://schemas.openxmlformats.org/officeDocument/2006/math" xmlns:v="urn:schemas-microsoft-com:vml" xmlns:wp14="http://schemas.microsoft.com/office/word/2010/wordprocessingDrawing" xmlns:wp="http://schemas.openxmlformats.org/drawingml/2006/wordprocessingDrawing" xmlns:w10="urn:schemas-microsoft-com:office:word" xmlns:w="http://schemas.openxmlformats.org/wordprocessingml/2006/main" xmlns:w14="http://schemas.microsoft.com/office/word/2010/wordml" xmlns:w15="http://schemas.microsoft.com/office/word/2012/wordml" xmlns:w16cex="http://schemas.microsoft.com/office/word/2018/wordml/cex" xmlns:w16cid="http://schemas.microsoft.com/office/word/2016/wordml/cid" xmlns:w16="http://schemas.microsoft.com/office/word/2018/wordml" xmlns:w16du="http://schemas.microsoft.com/office/word/2023/wordml/word16du" xmlns:w16sdtdh="http://schemas.microsoft.com/office/word/2020/wordml/sdtdatahash" xmlns:w16sdtfl="http://schemas.microsoft.com/office/word/2024/wordml/sdtformatlock" xmlns:w16se="http://schemas.microsoft.com/office/word/2015/wordml/symex" xmlns:wpg="http://schemas.microsoft.com/office/word/2010/wordprocessingGroup" xmlns:wpi="http://schemas.microsoft.com/office/word/2010/wordprocessingInk" xmlns:wne="http://schemas.microsoft.com/office/word/2006/wordml" xmlns:wps="http://schemas.microsoft.com/office/word/2010/wordprocessingShape" mc:Ignorable="w14 w15 w16se w16cid w16 w16cex w16sdtdh w16sdtfl w16du wp14">
   <w:abstractNum w:abstractNumId="0" w15:restartNumberingAfterBreak="0">
     <w:nsid w:val="5F660B57"/>
     <w:multiLevelType w:val="hybridMultilevel"/>
@@ -895,7 +3096,7 @@
 </file>
 
 <file path=word/styles.xml><?xml version="1.0" encoding="utf-8"?>
-<w:styles xmlns:mc="http://schemas.openxmlformats.org/markup-compatibility/2006" xmlns:r="http://schemas.openxmlformats.org/officeDocument/2006/relationships" xmlns:w="http://schemas.openxmlformats.org/wordprocessingml/2006/main" xmlns:w14="http://schemas.microsoft.com/office/word/2010/wordml" xmlns:w15="http://schemas.microsoft.com/office/word/2012/wordml" xmlns:w16cex="http://schemas.microsoft.com/office/word/2018/wordml/cex" xmlns:w16cid="http://schemas.microsoft.com/office/word/2016/wordml/cid" xmlns:w16="http://schemas.microsoft.com/office/word/2018/wordml" xmlns:w16sdtdh="http://schemas.microsoft.com/office/word/2020/wordml/sdtdatahash" xmlns:w16se="http://schemas.microsoft.com/office/word/2015/wordml/symex" mc:Ignorable="w14 w15 w16se w16cid w16 w16cex w16sdtdh">
+<w:styles xmlns:mc="http://schemas.openxmlformats.org/markup-compatibility/2006" xmlns:r="http://schemas.openxmlformats.org/officeDocument/2006/relationships" xmlns:w="http://schemas.openxmlformats.org/wordprocessingml/2006/main" xmlns:w14="http://schemas.microsoft.com/office/word/2010/wordml" xmlns:w15="http://schemas.microsoft.com/office/word/2012/wordml" xmlns:w16cex="http://schemas.microsoft.com/office/word/2018/wordml/cex" xmlns:w16cid="http://schemas.microsoft.com/office/word/2016/wordml/cid" xmlns:w16="http://schemas.microsoft.com/office/word/2018/wordml" xmlns:w16du="http://schemas.microsoft.com/office/word/2023/wordml/word16du" xmlns:w16sdtdh="http://schemas.microsoft.com/office/word/2020/wordml/sdtdatahash" xmlns:w16sdtfl="http://schemas.microsoft.com/office/word/2024/wordml/sdtformatlock" xmlns:w16se="http://schemas.microsoft.com/office/word/2015/wordml/symex" mc:Ignorable="w14 w15 w16se w16cid w16 w16cex w16sdtdh w16sdtfl w16du">
   <w:docDefaults>
     <w:rPrDefault>
       <w:rPr>
@@ -1294,6 +3495,7 @@
   <w:style w:type="paragraph" w:default="1" w:styleId="a">
     <w:name w:val="Normal"/>
     <w:qFormat/>
+    <w:rsid w:val="000F60A4"/>
   </w:style>
   <w:style w:type="paragraph" w:styleId="1">
     <w:name w:val="heading 1"/>
